--- a/06-学生侧材料/讲义/2026-06-23-化学动力学基础.docx
+++ b/06-学生侧材料/讲义/2026-06-23-化学动力学基础.docx
@@ -2,7 +2,7 @@
 <file path=word/document.xml><?xml version="1.0" encoding="utf-8"?>
 <w:document xmlns:w="http://schemas.openxmlformats.org/wordprocessingml/2006/main" xmlns:m="http://schemas.openxmlformats.org/officeDocument/2006/math" xmlns:r="http://schemas.openxmlformats.org/officeDocument/2006/relationships" xmlns:o="urn:schemas-microsoft-com:office:office" xmlns:v="urn:schemas-microsoft-com:vml" xmlns:w10="urn:schemas-microsoft-com:office:word" xmlns:a="http://schemas.openxmlformats.org/drawingml/2006/main" xmlns:pic="http://schemas.openxmlformats.org/drawingml/2006/picture" xmlns:wp="http://schemas.openxmlformats.org/drawingml/2006/wordprocessingDrawing">
   <w:body>
-    <w:bookmarkStart w:id="48" w:name="第五讲化学动力学基础"/>
+    <w:bookmarkStart w:id="57" w:name="第五讲化学动力学基础"/>
     <w:p>
       <w:pPr>
         <w:pStyle w:val="Heading1"/>
@@ -277,6 +277,12 @@
       <m:oMathPara>
         <m:oMathParaPr>
           <m:jc m:val="center"/>
+          <m:ctrlPr>
+            <w:rPr>
+              <w:sz w:val="28"/>
+              <w:szCs w:val="28"/>
+            </w:rPr>
+          </m:ctrlPr>
         </m:oMathParaPr>
         <m:oMath>
           <m:acc>
@@ -400,6 +406,12 @@
       <m:oMathPara>
         <m:oMathParaPr>
           <m:jc m:val="center"/>
+          <m:ctrlPr>
+            <w:rPr>
+              <w:sz w:val="28"/>
+              <w:szCs w:val="28"/>
+            </w:rPr>
+          </m:ctrlPr>
         </m:oMathParaPr>
         <m:oMath>
           <m:sSub>
@@ -547,6 +559,14 @@
         <w:t xml:space="preserve"> </w:t>
       </w:r>
       <m:oMath>
+        <m:oMathPr>
+          <m:ctrlPr>
+            <w:rPr>
+              <w:sz w:val="28"/>
+              <w:szCs w:val="28"/>
+            </w:rPr>
+          </m:ctrlPr>
+        </m:oMathPr>
         <m:r>
           <m:t>a</m:t>
         </m:r>
@@ -616,6 +636,12 @@
       <m:oMathPara>
         <m:oMathParaPr>
           <m:jc m:val="center"/>
+          <m:ctrlPr>
+            <w:rPr>
+              <w:sz w:val="28"/>
+              <w:szCs w:val="28"/>
+            </w:rPr>
+          </m:ctrlPr>
         </m:oMathParaPr>
         <m:oMath>
           <m:r>
@@ -1006,7 +1032,7 @@
           <w:p>
             <w:pPr>
               <w:pStyle w:val="Compact"/>
-              <w:jc w:val="left"/>
+              <w:jc w:val="center"/>
             </w:pPr>
             <w:r>
               <w:rPr>
@@ -1022,7 +1048,7 @@
           <w:p>
             <w:pPr>
               <w:pStyle w:val="Compact"/>
-              <w:jc w:val="left"/>
+              <w:jc w:val="center"/>
             </w:pPr>
             <w:r>
               <w:rPr>
@@ -1038,7 +1064,7 @@
           <w:p>
             <w:pPr>
               <w:pStyle w:val="Compact"/>
-              <w:jc w:val="left"/>
+              <w:jc w:val="center"/>
             </w:pPr>
             <w:r>
               <w:rPr>
@@ -1054,7 +1080,7 @@
           <w:p>
             <w:pPr>
               <w:pStyle w:val="Compact"/>
-              <w:jc w:val="left"/>
+              <w:jc w:val="center"/>
             </w:pPr>
             <w:r>
               <w:rPr>
@@ -1072,7 +1098,7 @@
           <w:p>
             <w:pPr>
               <w:pStyle w:val="Compact"/>
-              <w:jc w:val="left"/>
+              <w:jc w:val="center"/>
             </w:pPr>
             <w:r>
               <w:rPr>
@@ -1089,7 +1115,7 @@
           <w:p>
             <w:pPr>
               <w:pStyle w:val="Compact"/>
-              <w:jc w:val="left"/>
+              <w:jc w:val="center"/>
             </w:pPr>
             <w:r>
               <w:rPr>
@@ -1104,7 +1130,7 @@
           <w:p>
             <w:pPr>
               <w:pStyle w:val="Compact"/>
-              <w:jc w:val="left"/>
+              <w:jc w:val="center"/>
             </w:pPr>
             <w:r>
               <w:rPr>
@@ -1119,7 +1145,7 @@
           <w:p>
             <w:pPr>
               <w:pStyle w:val="Compact"/>
-              <w:jc w:val="left"/>
+              <w:jc w:val="center"/>
             </w:pPr>
             <w:r>
               <w:rPr>
@@ -1136,7 +1162,7 @@
           <w:p>
             <w:pPr>
               <w:pStyle w:val="Compact"/>
-              <w:jc w:val="left"/>
+              <w:jc w:val="center"/>
             </w:pPr>
             <w:r>
               <w:rPr>
@@ -1153,7 +1179,7 @@
           <w:p>
             <w:pPr>
               <w:pStyle w:val="Compact"/>
-              <w:jc w:val="left"/>
+              <w:jc w:val="center"/>
             </w:pPr>
             <w:r>
               <w:rPr>
@@ -1168,7 +1194,7 @@
           <w:p>
             <w:pPr>
               <w:pStyle w:val="Compact"/>
-              <w:jc w:val="left"/>
+              <w:jc w:val="center"/>
             </w:pPr>
             <w:r>
               <w:rPr>
@@ -1183,7 +1209,7 @@
           <w:p>
             <w:pPr>
               <w:pStyle w:val="Compact"/>
-              <w:jc w:val="left"/>
+              <w:jc w:val="center"/>
             </w:pPr>
             <w:r>
               <w:rPr>
@@ -1245,6 +1271,14 @@
         <w:t xml:space="preserve"> </w:t>
       </w:r>
       <m:oMath>
+        <m:oMathPr>
+          <m:ctrlPr>
+            <w:rPr>
+              <w:sz w:val="28"/>
+              <w:szCs w:val="28"/>
+            </w:rPr>
+          </m:ctrlPr>
+        </m:oMathPr>
         <m:r>
           <m:t>a</m:t>
         </m:r>
@@ -1293,6 +1327,12 @@
       <m:oMathPara>
         <m:oMathParaPr>
           <m:jc m:val="center"/>
+          <m:ctrlPr>
+            <w:rPr>
+              <w:sz w:val="28"/>
+              <w:szCs w:val="28"/>
+            </w:rPr>
+          </m:ctrlPr>
         </m:oMathParaPr>
         <m:oMath>
           <m:r>
@@ -1779,7 +1819,7 @@
           <w:p>
             <w:pPr>
               <w:pStyle w:val="Compact"/>
-              <w:jc w:val="left"/>
+              <w:jc w:val="center"/>
             </w:pPr>
             <m:oMath>
               <m:r>
@@ -1807,7 +1847,7 @@
           <w:p>
             <w:pPr>
               <w:pStyle w:val="Compact"/>
-              <w:jc w:val="left"/>
+              <w:jc w:val="center"/>
             </w:pPr>
             <w:r>
               <w:rPr>
@@ -1846,7 +1886,7 @@
           <w:p>
             <w:pPr>
               <w:pStyle w:val="Compact"/>
-              <w:jc w:val="left"/>
+              <w:jc w:val="center"/>
             </w:pPr>
             <m:oMath>
               <m:r>
@@ -1935,7 +1975,7 @@
           <w:p>
             <w:pPr>
               <w:pStyle w:val="Compact"/>
-              <w:jc w:val="left"/>
+              <w:jc w:val="center"/>
             </w:pPr>
             <m:oMath>
               <m:r>
@@ -2013,7 +2053,7 @@
           <w:p>
             <w:pPr>
               <w:pStyle w:val="Compact"/>
-              <w:jc w:val="left"/>
+              <w:jc w:val="center"/>
             </w:pPr>
             <m:oMath>
               <m:sSup>
@@ -2048,7 +2088,7 @@
           <w:p>
             <w:pPr>
               <w:pStyle w:val="Compact"/>
-              <w:jc w:val="left"/>
+              <w:jc w:val="center"/>
             </w:pPr>
             <m:oMath>
               <m:r>
@@ -2168,7 +2208,7 @@
           <w:p>
             <w:pPr>
               <w:pStyle w:val="Compact"/>
-              <w:jc w:val="left"/>
+              <w:jc w:val="center"/>
             </w:pPr>
             <m:oMath>
               <m:r>
@@ -2257,7 +2297,7 @@
           <w:p>
             <w:pPr>
               <w:pStyle w:val="Compact"/>
-              <w:jc w:val="left"/>
+              <w:jc w:val="center"/>
             </w:pPr>
             <m:oMath>
               <m:r>
@@ -2395,7 +2435,7 @@
           <w:p>
             <w:pPr>
               <w:pStyle w:val="Compact"/>
-              <w:jc w:val="left"/>
+              <w:jc w:val="center"/>
             </w:pPr>
             <m:oMath>
               <m:sSup>
@@ -2496,7 +2536,7 @@
           <w:p>
             <w:pPr>
               <w:pStyle w:val="Compact"/>
-              <w:jc w:val="left"/>
+              <w:jc w:val="center"/>
             </w:pPr>
             <m:oMath>
               <m:r>
@@ -2665,6 +2705,14 @@
         <w:t xml:space="preserve"> </w:t>
       </w:r>
       <m:oMath>
+        <m:oMathPr>
+          <m:ctrlPr>
+            <w:rPr>
+              <w:sz w:val="28"/>
+              <w:szCs w:val="28"/>
+            </w:rPr>
+          </m:ctrlPr>
+        </m:oMathPr>
         <m:r>
           <m:t>2</m:t>
         </m:r>
@@ -3734,6 +3782,14 @@
         <w:t xml:space="preserve">总反应：</w:t>
       </w:r>
       <m:oMath>
+        <m:oMathPr>
+          <m:ctrlPr>
+            <w:rPr>
+              <w:sz w:val="28"/>
+              <w:szCs w:val="28"/>
+            </w:rPr>
+          </m:ctrlPr>
+        </m:oMathPr>
         <m:r>
           <m:t>v</m:t>
         </m:r>
@@ -3820,6 +3876,14 @@
         <w:t xml:space="preserve"> </w:t>
       </w:r>
       <m:oMath>
+        <m:oMathPr>
+          <m:ctrlPr>
+            <w:rPr>
+              <w:sz w:val="28"/>
+              <w:szCs w:val="28"/>
+            </w:rPr>
+          </m:ctrlPr>
+        </m:oMathPr>
         <m:r>
           <m:rPr>
             <m:sty m:val="p"/>
@@ -3921,7 +3985,7 @@
           <w:p>
             <w:pPr>
               <w:pStyle w:val="Compact"/>
-              <w:jc w:val="left"/>
+              <w:jc w:val="center"/>
             </w:pPr>
             <w:r>
               <w:rPr>
@@ -3937,7 +4001,7 @@
           <w:p>
             <w:pPr>
               <w:pStyle w:val="Compact"/>
-              <w:jc w:val="left"/>
+              <w:jc w:val="center"/>
             </w:pPr>
             <w:r>
               <w:rPr>
@@ -3970,7 +4034,7 @@
           <w:p>
             <w:pPr>
               <w:pStyle w:val="Compact"/>
-              <w:jc w:val="left"/>
+              <w:jc w:val="center"/>
             </w:pPr>
             <m:oMath>
               <m:r>
@@ -4022,7 +4086,7 @@
           <w:p>
             <w:pPr>
               <w:pStyle w:val="Compact"/>
-              <w:jc w:val="left"/>
+              <w:jc w:val="center"/>
             </w:pPr>
             <m:oMath>
               <m:r>
@@ -4059,7 +4123,7 @@
           <w:p>
             <w:pPr>
               <w:pStyle w:val="Compact"/>
-              <w:jc w:val="left"/>
+              <w:jc w:val="center"/>
             </w:pPr>
             <m:oMath>
               <m:r>
@@ -4117,7 +4181,7 @@
           <w:p>
             <w:pPr>
               <w:pStyle w:val="Compact"/>
-              <w:jc w:val="left"/>
+              <w:jc w:val="center"/>
             </w:pPr>
             <m:oMath>
               <m:r>
@@ -4154,7 +4218,7 @@
           <w:p>
             <w:pPr>
               <w:pStyle w:val="Compact"/>
-              <w:jc w:val="left"/>
+              <w:jc w:val="center"/>
             </w:pPr>
             <m:oMath>
               <m:r>
@@ -4215,7 +4279,7 @@
           <w:p>
             <w:pPr>
               <w:pStyle w:val="Compact"/>
-              <w:jc w:val="left"/>
+              <w:jc w:val="center"/>
             </w:pPr>
             <m:oMath>
               <m:r>
@@ -4268,7 +4332,7 @@
     </w:p>
     <w:bookmarkEnd w:id="16"/>
     <w:bookmarkEnd w:id="17"/>
-    <w:bookmarkStart w:id="20" w:name="三反应速率理论简介"/>
+    <w:bookmarkStart w:id="23" w:name="三反应速率理论简介"/>
     <w:p>
       <w:pPr>
         <w:pStyle w:val="Heading2"/>
@@ -4280,7 +4344,7 @@
         <w:t xml:space="preserve">三、反应速率理论简介</w:t>
       </w:r>
     </w:p>
-    <w:bookmarkStart w:id="18" w:name="简单碰撞理论sct"/>
+    <w:bookmarkStart w:id="21" w:name="简单碰撞理论sct"/>
     <w:p>
       <w:pPr>
         <w:pStyle w:val="Heading3"/>
@@ -4321,6 +4385,12 @@
       <m:oMathPara>
         <m:oMathParaPr>
           <m:jc m:val="center"/>
+          <m:ctrlPr>
+            <w:rPr>
+              <w:sz w:val="28"/>
+              <w:szCs w:val="28"/>
+            </w:rPr>
+          </m:ctrlPr>
         </m:oMathParaPr>
         <m:oMath>
           <m:r>
@@ -4461,6 +4531,14 @@
         <w:t xml:space="preserve">为取向因子（空间位阻），</w:t>
       </w:r>
       <m:oMath>
+        <m:oMathPr>
+          <m:ctrlPr>
+            <w:rPr>
+              <w:sz w:val="28"/>
+              <w:szCs w:val="28"/>
+            </w:rPr>
+          </m:ctrlPr>
+        </m:oMathPr>
         <m:r>
           <m:t>f</m:t>
         </m:r>
@@ -4565,8 +4643,136 @@
         <w:t xml:space="preserve">）以在碰撞后引起反应的反应物分子组。温度一定时，活化分子组的百分数固定。</w:t>
       </w:r>
     </w:p>
-    <w:bookmarkEnd w:id="18"/>
-    <w:bookmarkStart w:id="19" w:name="过渡状态理论tst"/>
+    <w:p>
+      <w:pPr>
+        <w:pStyle w:val="BodyText"/>
+        <w:jc w:val="center"/>
+      </w:pPr>
+      <w:r>
+        <w:rPr>
+          <w:b w:val="0"/>
+          <w:i w:val="0"/>
+          <w:sz w:val="21"/>
+        </w:rPr>
+        <w:drawing>
+          <wp:inline>
+            <wp:extent cx="4552188" cy="3077922"/>
+            <wp:effectExtent b="0" l="0" r="0" t="0"/>
+            <wp:docPr descr="Maxwell-Boltzmann 分子能量分布" title="" id="19" name="Picture"/>
+            <a:graphic>
+              <a:graphicData uri="http://schemas.openxmlformats.org/drawingml/2006/picture">
+                <pic:pic>
+                  <pic:nvPicPr>
+                    <pic:cNvPr descr="media/maxwell-boltzmann-distribution.jpg" id="20" name="Picture"/>
+                    <pic:cNvPicPr>
+                      <a:picLocks noChangeArrowheads="1" noChangeAspect="1"/>
+                    </pic:cNvPicPr>
+                  </pic:nvPicPr>
+                  <pic:blipFill>
+                    <a:blip r:embed="rId18"/>
+                    <a:stretch>
+                      <a:fillRect/>
+                    </a:stretch>
+                  </pic:blipFill>
+                  <pic:spPr bwMode="auto">
+                    <a:xfrm>
+                      <a:off x="0" y="0"/>
+                      <a:ext cx="4552188" cy="3077922"/>
+                    </a:xfrm>
+                    <a:prstGeom prst="rect">
+                      <a:avLst/>
+                    </a:prstGeom>
+                    <a:noFill/>
+                    <a:ln w="9525">
+                      <a:noFill/>
+                      <a:headEnd/>
+                      <a:tailEnd/>
+                    </a:ln>
+                  </pic:spPr>
+                </pic:pic>
+              </a:graphicData>
+            </a:graphic>
+          </wp:inline>
+        </w:drawing>
+      </w:r>
+      <w:r>
+        <w:rPr>
+          <w:b w:val="0"/>
+          <w:i w:val="0"/>
+          <w:sz w:val="21"/>
+        </w:rPr>
+        <w:t xml:space="preserve"> </w:t>
+      </w:r>
+      <w:r>
+        <w:rPr>
+          <w:rFonts w:hint="eastAsia" w:eastAsia="FangSong" w:ascii="Times New Roman" w:hAnsi="Times New Roman"/>
+          <w:b w:val="0"/>
+          <w:i w:val="0"/>
+          <w:iCs/>
+          <w:sz w:val="21"/>
+        </w:rPr>
+        <w:t xml:space="preserve">图</w:t>
+      </w:r>
+      <w:r>
+        <w:rPr>
+          <w:b w:val="0"/>
+          <w:i w:val="0"/>
+          <w:iCs/>
+          <w:sz w:val="21"/>
+        </w:rPr>
+        <w:t xml:space="preserve"> Maxwell-Boltzmann </w:t>
+      </w:r>
+      <w:r>
+        <w:rPr>
+          <w:rFonts w:hint="eastAsia" w:eastAsia="FangSong" w:ascii="Times New Roman" w:hAnsi="Times New Roman"/>
+          <w:b w:val="0"/>
+          <w:i w:val="0"/>
+          <w:iCs/>
+          <w:sz w:val="21"/>
+        </w:rPr>
+        <w:t xml:space="preserve">分子能量分布——曲线下的面积表示分子总数。阴影部分（E</w:t>
+      </w:r>
+      <w:r>
+        <w:rPr>
+          <w:b w:val="0"/>
+          <w:i w:val="0"/>
+          <w:iCs/>
+          <w:sz w:val="21"/>
+        </w:rPr>
+        <w:t xml:space="preserve"> ≥ </w:t>
+      </w:r>
+      <w:r>
+        <w:rPr>
+          <w:rFonts w:hint="eastAsia" w:eastAsia="FangSong" w:ascii="Times New Roman" w:hAnsi="Times New Roman"/>
+          <w:b w:val="0"/>
+          <w:i w:val="0"/>
+          <w:iCs/>
+          <w:sz w:val="21"/>
+        </w:rPr>
+        <w:t xml:space="preserve">Ea）为能量超过活化能的分子所占比例，即活化分子百分数。温度升高时，整个分布向右移动，阴影面积显著增大，这是温度升高加速反应的微观本质（普通化学原理第4版</w:t>
+      </w:r>
+      <w:r>
+        <w:rPr>
+          <w:b w:val="0"/>
+          <w:i w:val="0"/>
+          <w:iCs/>
+          <w:sz w:val="21"/>
+        </w:rPr>
+        <w:t xml:space="preserve"> </w:t>
+      </w:r>
+      <w:r>
+        <w:rPr>
+          <w:rFonts w:hint="eastAsia" w:eastAsia="FangSong" w:ascii="Times New Roman" w:hAnsi="Times New Roman"/>
+          <w:b w:val="0"/>
+          <w:i w:val="0"/>
+          <w:iCs/>
+          <w:sz w:val="21"/>
+        </w:rPr>
+        <w:t xml:space="preserve">图8.x）</w:t>
+      </w:r>
+    </w:p>
+    <w:bookmarkEnd w:id="21"/>
+    <w:bookmarkStart w:id="22" w:name="过渡状态理论tst"/>
     <w:p>
       <w:pPr>
         <w:pStyle w:val="Heading3"/>
@@ -4971,9 +5177,9 @@
         </w:pict>
       </w:r>
     </w:p>
-    <w:bookmarkEnd w:id="19"/>
-    <w:bookmarkEnd w:id="20"/>
-    <w:bookmarkStart w:id="27" w:name="四影响化学反应速率的因素"/>
+    <w:bookmarkEnd w:id="22"/>
+    <w:bookmarkEnd w:id="23"/>
+    <w:bookmarkStart w:id="36" w:name="四影响化学反应速率的因素"/>
     <w:p>
       <w:pPr>
         <w:pStyle w:val="Heading2"/>
@@ -4985,7 +5191,7 @@
         <w:t xml:space="preserve">四、影响化学反应速率的因素</w:t>
       </w:r>
     </w:p>
-    <w:bookmarkStart w:id="24" w:name="浓度对反应速率的影响"/>
+    <w:bookmarkStart w:id="27" w:name="浓度对反应速率的影响"/>
     <w:p>
       <w:pPr>
         <w:pStyle w:val="Heading3"/>
@@ -5000,7 +5206,7 @@
         <w:t xml:space="preserve">浓度对反应速率的影响</w:t>
       </w:r>
     </w:p>
-    <w:bookmarkStart w:id="21" w:name="基元反应与非基元反应"/>
+    <w:bookmarkStart w:id="24" w:name="基元反应与非基元反应"/>
     <w:p>
       <w:pPr>
         <w:pStyle w:val="Heading4"/>
@@ -5033,7 +5239,7 @@
           <w:p>
             <w:pPr>
               <w:pStyle w:val="Compact"/>
-              <w:jc w:val="left"/>
+              <w:jc w:val="center"/>
             </w:pPr>
             <w:r>
               <w:rPr>
@@ -5049,7 +5255,7 @@
           <w:p>
             <w:pPr>
               <w:pStyle w:val="Compact"/>
-              <w:jc w:val="left"/>
+              <w:jc w:val="center"/>
             </w:pPr>
             <w:r>
               <w:rPr>
@@ -5065,7 +5271,7 @@
           <w:p>
             <w:pPr>
               <w:pStyle w:val="Compact"/>
-              <w:jc w:val="left"/>
+              <w:jc w:val="center"/>
             </w:pPr>
             <w:r>
               <w:rPr>
@@ -5083,7 +5289,7 @@
           <w:p>
             <w:pPr>
               <w:pStyle w:val="Compact"/>
-              <w:jc w:val="left"/>
+              <w:jc w:val="center"/>
             </w:pPr>
             <w:r>
               <w:rPr>
@@ -5100,7 +5306,7 @@
           <w:p>
             <w:pPr>
               <w:pStyle w:val="Compact"/>
-              <w:jc w:val="left"/>
+              <w:jc w:val="center"/>
             </w:pPr>
             <w:r>
               <w:rPr>
@@ -5115,7 +5321,7 @@
           <w:p>
             <w:pPr>
               <w:pStyle w:val="Compact"/>
-              <w:jc w:val="left"/>
+              <w:jc w:val="center"/>
             </w:pPr>
             <w:r>
               <w:rPr>
@@ -5132,7 +5338,7 @@
           <w:p>
             <w:pPr>
               <w:pStyle w:val="Compact"/>
-              <w:jc w:val="left"/>
+              <w:jc w:val="center"/>
             </w:pPr>
             <w:r>
               <w:rPr>
@@ -5149,7 +5355,7 @@
           <w:p>
             <w:pPr>
               <w:pStyle w:val="Compact"/>
-              <w:jc w:val="left"/>
+              <w:jc w:val="center"/>
             </w:pPr>
             <w:r>
               <w:rPr>
@@ -5164,7 +5370,7 @@
           <w:p>
             <w:pPr>
               <w:pStyle w:val="Compact"/>
-              <w:jc w:val="left"/>
+              <w:jc w:val="center"/>
             </w:pPr>
             <w:r>
               <w:rPr>
@@ -5192,6 +5398,14 @@
         <w:t xml:space="preserve">——</w:t>
       </w:r>
       <m:oMath>
+        <m:oMathPr>
+          <m:ctrlPr>
+            <w:rPr>
+              <w:sz w:val="28"/>
+              <w:szCs w:val="28"/>
+            </w:rPr>
+          </m:ctrlPr>
+        </m:oMathPr>
         <m:sSub>
           <m:e>
             <m:r>
@@ -5285,6 +5499,12 @@
       <m:oMathPara>
         <m:oMathParaPr>
           <m:jc m:val="center"/>
+          <m:ctrlPr>
+            <w:rPr>
+              <w:sz w:val="28"/>
+              <w:szCs w:val="28"/>
+            </w:rPr>
+          </m:ctrlPr>
         </m:oMathParaPr>
         <m:oMath>
           <m:m>
@@ -5728,8 +5948,8 @@
         <w:t xml:space="preserve">为只参与碰撞转移能量的惰性分子或器壁）</w:t>
       </w:r>
     </w:p>
-    <w:bookmarkEnd w:id="21"/>
-    <w:bookmarkStart w:id="22" w:name="反应分子数"/>
+    <w:bookmarkEnd w:id="24"/>
+    <w:bookmarkStart w:id="25" w:name="反应分子数"/>
     <w:p>
       <w:pPr>
         <w:pStyle w:val="Heading4"/>
@@ -5803,7 +6023,7 @@
           <w:p>
             <w:pPr>
               <w:pStyle w:val="Compact"/>
-              <w:jc w:val="left"/>
+              <w:jc w:val="center"/>
             </w:pPr>
             <w:r>
               <w:rPr>
@@ -5819,7 +6039,7 @@
           <w:p>
             <w:pPr>
               <w:pStyle w:val="Compact"/>
-              <w:jc w:val="left"/>
+              <w:jc w:val="center"/>
             </w:pPr>
             <w:r>
               <w:rPr>
@@ -5852,7 +6072,7 @@
           <w:p>
             <w:pPr>
               <w:pStyle w:val="Compact"/>
-              <w:jc w:val="left"/>
+              <w:jc w:val="center"/>
             </w:pPr>
             <w:r>
               <w:rPr>
@@ -5867,7 +6087,7 @@
           <w:p>
             <w:pPr>
               <w:pStyle w:val="Compact"/>
-              <w:jc w:val="left"/>
+              <w:jc w:val="center"/>
             </w:pPr>
             <m:oMath>
               <m:r>
@@ -6027,7 +6247,7 @@
           <w:p>
             <w:pPr>
               <w:pStyle w:val="Compact"/>
-              <w:jc w:val="left"/>
+              <w:jc w:val="center"/>
             </w:pPr>
             <w:r>
               <w:rPr>
@@ -6042,7 +6262,7 @@
           <w:p>
             <w:pPr>
               <w:pStyle w:val="Compact"/>
-              <w:jc w:val="left"/>
+              <w:jc w:val="center"/>
             </w:pPr>
             <m:oMath>
               <m:r>
@@ -6286,7 +6506,7 @@
           <w:p>
             <w:pPr>
               <w:pStyle w:val="Compact"/>
-              <w:jc w:val="left"/>
+              <w:jc w:val="center"/>
             </w:pPr>
             <w:r>
               <w:rPr>
@@ -6301,7 +6521,7 @@
           <w:p>
             <w:pPr>
               <w:pStyle w:val="Compact"/>
-              <w:jc w:val="left"/>
+              <w:jc w:val="center"/>
             </w:pPr>
             <m:oMath>
               <m:sSub>
@@ -6403,8 +6623,8 @@
         <w:t xml:space="preserve">：反应分子数只能是正整数（1、2、3），是理论上的微观量；反应级数可以是整数、分数或零，是由实验确定的宏观量。两者仅对基元反应可能一致。</w:t>
       </w:r>
     </w:p>
-    <w:bookmarkEnd w:id="22"/>
-    <w:bookmarkStart w:id="23" w:name="质量作用定律"/>
+    <w:bookmarkEnd w:id="25"/>
+    <w:bookmarkStart w:id="26" w:name="质量作用定律"/>
     <w:p>
       <w:pPr>
         <w:pStyle w:val="Heading4"/>
@@ -6449,6 +6669,14 @@
         <w:t xml:space="preserve"> </w:t>
       </w:r>
       <m:oMath>
+        <m:oMathPr>
+          <m:ctrlPr>
+            <w:rPr>
+              <w:sz w:val="28"/>
+              <w:szCs w:val="28"/>
+            </w:rPr>
+          </m:ctrlPr>
+        </m:oMathPr>
         <m:r>
           <m:t>a</m:t>
         </m:r>
@@ -6497,6 +6725,12 @@
       <m:oMathPara>
         <m:oMathParaPr>
           <m:jc m:val="center"/>
+          <m:ctrlPr>
+            <w:rPr>
+              <w:sz w:val="28"/>
+              <w:szCs w:val="28"/>
+            </w:rPr>
+          </m:ctrlPr>
         </m:oMathParaPr>
         <m:oMath>
           <m:r>
@@ -6615,9 +6849,9 @@
         <w:t xml:space="preserve">。对于非基元反应（复杂反应），速率方程须由实验测定，不能直接从总反应方程式写出。</w:t>
       </w:r>
     </w:p>
-    <w:bookmarkEnd w:id="23"/>
-    <w:bookmarkEnd w:id="24"/>
-    <w:bookmarkStart w:id="25" w:name="温度对反应速率的影响arrhenius-方程"/>
+    <w:bookmarkEnd w:id="26"/>
+    <w:bookmarkEnd w:id="27"/>
+    <w:bookmarkStart w:id="31" w:name="温度对反应速率的影响arrhenius-方程"/>
     <w:p>
       <w:pPr>
         <w:pStyle w:val="Heading3"/>
@@ -6662,6 +6896,12 @@
       <m:oMathPara>
         <m:oMathParaPr>
           <m:jc m:val="center"/>
+          <m:ctrlPr>
+            <w:rPr>
+              <w:sz w:val="28"/>
+              <w:szCs w:val="28"/>
+            </w:rPr>
+          </m:ctrlPr>
         </m:oMathParaPr>
         <m:oMath>
           <m:r>
@@ -6736,6 +6976,12 @@
       <m:oMathPara>
         <m:oMathParaPr>
           <m:jc m:val="center"/>
+          <m:ctrlPr>
+            <w:rPr>
+              <w:sz w:val="28"/>
+              <w:szCs w:val="28"/>
+            </w:rPr>
+          </m:ctrlPr>
         </m:oMathParaPr>
         <m:oMath>
           <m:r>
@@ -6943,6 +7189,12 @@
       <m:oMathPara>
         <m:oMathParaPr>
           <m:jc m:val="center"/>
+          <m:ctrlPr>
+            <w:rPr>
+              <w:sz w:val="28"/>
+              <w:szCs w:val="28"/>
+            </w:rPr>
+          </m:ctrlPr>
         </m:oMathParaPr>
         <m:oMath>
           <m:r>
@@ -7215,6 +7467,14 @@
         <w:t xml:space="preserve"> </w:t>
       </w:r>
       <m:oMath>
+        <m:oMathPr>
+          <m:ctrlPr>
+            <w:rPr>
+              <w:sz w:val="28"/>
+              <w:szCs w:val="28"/>
+            </w:rPr>
+          </m:ctrlPr>
+        </m:oMathPr>
         <m:sSub>
           <m:e>
             <m:r>
@@ -7345,8 +7605,259 @@
         <w:t xml:space="preserve">倍。</w:t>
       </w:r>
     </w:p>
-    <w:bookmarkEnd w:id="25"/>
-    <w:bookmarkStart w:id="26" w:name="催化剂对反应速率的影响"/>
+    <w:p>
+      <w:pPr>
+        <w:pStyle w:val="FirstParagraph"/>
+        <w:jc w:val="center"/>
+      </w:pPr>
+      <w:r>
+        <w:rPr>
+          <w:b w:val="0"/>
+          <w:i w:val="0"/>
+          <w:sz w:val="21"/>
+        </w:rPr>
+        <w:drawing>
+          <wp:inline>
+            <wp:extent cx="5334000" cy="3547768"/>
+            <wp:effectExtent b="0" l="0" r="0" t="0"/>
+            <wp:docPr descr="Arrhenius 图——ln k 对 1/T 作图" title="" id="29" name="Picture"/>
+            <a:graphic>
+              <a:graphicData uri="http://schemas.openxmlformats.org/drawingml/2006/picture">
+                <pic:pic>
+                  <pic:nvPicPr>
+                    <pic:cNvPr descr="media/arrhenius-plot.svg" id="30" name="Picture"/>
+                    <pic:cNvPicPr>
+                      <a:picLocks noChangeArrowheads="1" noChangeAspect="1"/>
+                    </pic:cNvPicPr>
+                  </pic:nvPicPr>
+                  <pic:blipFill>
+                    <a:blip>
+                      <a:extLst>
+                        <a:ext uri="{28A0092B-C50C-407E-A947-70E740481C1C}">
+                          <a14:useLocalDpi xmlns:a14="http://schemas.microsoft.com/office/drawing/2010/main" val="0"/>
+                        </a:ext>
+                        <a:ext uri="{96DAC541-7B7A-43D3-8B79-37D633B846F1}">
+                          <asvg:svgBlip xmlns:asvg="http://schemas.microsoft.com/office/drawing/2016/SVG/main" r:embed="rId28"/>
+                        </a:ext>
+                      </a:extLst>
+                    </a:blip>
+                    <a:stretch>
+                      <a:fillRect/>
+                    </a:stretch>
+                  </pic:blipFill>
+                  <pic:spPr bwMode="auto">
+                    <a:xfrm>
+                      <a:off x="0" y="0"/>
+                      <a:ext cx="5334000" cy="3547768"/>
+                    </a:xfrm>
+                    <a:prstGeom prst="rect">
+                      <a:avLst/>
+                    </a:prstGeom>
+                    <a:noFill/>
+                    <a:ln w="9525">
+                      <a:noFill/>
+                      <a:headEnd/>
+                      <a:tailEnd/>
+                    </a:ln>
+                  </pic:spPr>
+                </pic:pic>
+              </a:graphicData>
+            </a:graphic>
+          </wp:inline>
+        </w:drawing>
+      </w:r>
+      <w:r>
+        <w:rPr>
+          <w:b w:val="0"/>
+          <w:i w:val="0"/>
+          <w:sz w:val="21"/>
+        </w:rPr>
+        <w:t xml:space="preserve"> </w:t>
+      </w:r>
+      <w:r>
+        <w:rPr>
+          <w:rFonts w:hint="eastAsia" w:eastAsia="FangSong" w:ascii="Times New Roman" w:hAnsi="Times New Roman"/>
+          <w:b w:val="0"/>
+          <w:i w:val="0"/>
+          <w:iCs/>
+          <w:sz w:val="21"/>
+        </w:rPr>
+        <w:t xml:space="preserve">图</w:t>
+      </w:r>
+      <w:r>
+        <w:rPr>
+          <w:b w:val="0"/>
+          <w:i w:val="0"/>
+          <w:iCs/>
+          <w:sz w:val="21"/>
+        </w:rPr>
+        <w:t xml:space="preserve"> Arrhenius </w:t>
+      </w:r>
+      <w:r>
+        <w:rPr>
+          <w:rFonts w:hint="eastAsia" w:eastAsia="FangSong" w:ascii="Times New Roman" w:hAnsi="Times New Roman"/>
+          <w:b w:val="0"/>
+          <w:i w:val="0"/>
+          <w:iCs/>
+          <w:sz w:val="21"/>
+        </w:rPr>
+        <w:t xml:space="preserve">图——ln</w:t>
+      </w:r>
+      <w:r>
+        <w:rPr>
+          <w:b w:val="0"/>
+          <w:i w:val="0"/>
+          <w:iCs/>
+          <w:sz w:val="21"/>
+        </w:rPr>
+        <w:t xml:space="preserve"> k </w:t>
+      </w:r>
+      <w:r>
+        <w:rPr>
+          <w:rFonts w:hint="eastAsia" w:eastAsia="FangSong" w:ascii="Times New Roman" w:hAnsi="Times New Roman"/>
+          <w:b w:val="0"/>
+          <w:i w:val="0"/>
+          <w:iCs/>
+          <w:sz w:val="21"/>
+        </w:rPr>
+        <w:t xml:space="preserve">对</w:t>
+      </w:r>
+      <w:r>
+        <w:rPr>
+          <w:b w:val="0"/>
+          <w:i w:val="0"/>
+          <w:iCs/>
+          <w:sz w:val="21"/>
+        </w:rPr>
+        <w:t xml:space="preserve"> 1/T </w:t>
+      </w:r>
+      <w:r>
+        <w:rPr>
+          <w:rFonts w:hint="eastAsia" w:eastAsia="FangSong" w:ascii="Times New Roman" w:hAnsi="Times New Roman"/>
+          <w:b w:val="0"/>
+          <w:i w:val="0"/>
+          <w:iCs/>
+          <w:sz w:val="21"/>
+        </w:rPr>
+        <w:t xml:space="preserve">作图为一条直线，斜率为</w:t>
+      </w:r>
+      <w:r>
+        <w:rPr>
+          <w:b w:val="0"/>
+          <w:i w:val="0"/>
+          <w:iCs/>
+          <w:sz w:val="21"/>
+        </w:rPr>
+        <w:t xml:space="preserve"> </w:t>
+      </w:r>
+      <w:r>
+        <w:rPr>
+          <w:rFonts w:hint="eastAsia" w:eastAsia="FangSong" w:ascii="Times New Roman" w:hAnsi="Times New Roman"/>
+          <w:b w:val="0"/>
+          <w:i w:val="0"/>
+          <w:iCs/>
+          <w:sz w:val="21"/>
+        </w:rPr>
+        <w:t xml:space="preserve">−Ea/R，截距为</w:t>
+      </w:r>
+      <w:r>
+        <w:rPr>
+          <w:b w:val="0"/>
+          <w:i w:val="0"/>
+          <w:iCs/>
+          <w:sz w:val="21"/>
+        </w:rPr>
+        <w:t xml:space="preserve"> ln </w:t>
+      </w:r>
+      <w:r>
+        <w:rPr>
+          <w:rFonts w:hint="eastAsia" w:eastAsia="FangSong" w:ascii="Times New Roman" w:hAnsi="Times New Roman"/>
+          <w:b w:val="0"/>
+          <w:i w:val="0"/>
+          <w:iCs/>
+          <w:sz w:val="21"/>
+        </w:rPr>
+        <w:t xml:space="preserve">A。通过不同温度下测定的</w:t>
+      </w:r>
+      <w:r>
+        <w:rPr>
+          <w:b w:val="0"/>
+          <w:i w:val="0"/>
+          <w:iCs/>
+          <w:sz w:val="21"/>
+        </w:rPr>
+        <w:t xml:space="preserve"> k </w:t>
+      </w:r>
+      <w:r>
+        <w:rPr>
+          <w:rFonts w:hint="eastAsia" w:eastAsia="FangSong" w:ascii="Times New Roman" w:hAnsi="Times New Roman"/>
+          <w:b w:val="0"/>
+          <w:i w:val="0"/>
+          <w:iCs/>
+          <w:sz w:val="21"/>
+        </w:rPr>
+        <w:t xml:space="preserve">值，可从图中斜率求得活化能</w:t>
+      </w:r>
+      <w:r>
+        <w:rPr>
+          <w:b w:val="0"/>
+          <w:i w:val="0"/>
+          <w:iCs/>
+          <w:sz w:val="21"/>
+        </w:rPr>
+        <w:t xml:space="preserve"> </w:t>
+      </w:r>
+      <w:r>
+        <w:rPr>
+          <w:rFonts w:hint="eastAsia" w:eastAsia="FangSong" w:ascii="Times New Roman" w:hAnsi="Times New Roman"/>
+          <w:b w:val="0"/>
+          <w:i w:val="0"/>
+          <w:iCs/>
+          <w:sz w:val="21"/>
+        </w:rPr>
+        <w:t xml:space="preserve">Ea。该图也体现了</w:t>
+      </w:r>
+      <w:r>
+        <w:rPr>
+          <w:b w:val="0"/>
+          <w:i w:val="0"/>
+          <w:iCs/>
+          <w:sz w:val="21"/>
+        </w:rPr>
+        <w:t xml:space="preserve"> Ea </w:t>
+      </w:r>
+      <w:r>
+        <w:rPr>
+          <w:rFonts w:hint="eastAsia" w:eastAsia="FangSong" w:ascii="Times New Roman" w:hAnsi="Times New Roman"/>
+          <w:b w:val="0"/>
+          <w:i w:val="0"/>
+          <w:iCs/>
+          <w:sz w:val="21"/>
+        </w:rPr>
+        <w:t xml:space="preserve">越大则直线斜率越陡，反应速率对温度越敏感（普通化学原理第4版</w:t>
+      </w:r>
+      <w:r>
+        <w:rPr>
+          <w:b w:val="0"/>
+          <w:i w:val="0"/>
+          <w:iCs/>
+          <w:sz w:val="21"/>
+        </w:rPr>
+        <w:t xml:space="preserve"> </w:t>
+      </w:r>
+      <w:r>
+        <w:rPr>
+          <w:rFonts w:hint="eastAsia" w:eastAsia="FangSong" w:ascii="Times New Roman" w:hAnsi="Times New Roman"/>
+          <w:b w:val="0"/>
+          <w:i w:val="0"/>
+          <w:iCs/>
+          <w:sz w:val="21"/>
+        </w:rPr>
+        <w:t xml:space="preserve">图8.x）</w:t>
+      </w:r>
+    </w:p>
+    <w:bookmarkEnd w:id="31"/>
+    <w:bookmarkStart w:id="35" w:name="催化剂对反应速率的影响"/>
     <w:p>
       <w:pPr>
         <w:pStyle w:val="Heading3"/>
@@ -7401,7 +7912,7 @@
           <w:p>
             <w:pPr>
               <w:pStyle w:val="Compact"/>
-              <w:jc w:val="left"/>
+              <w:jc w:val="center"/>
             </w:pPr>
             <w:r>
               <w:rPr>
@@ -7417,7 +7928,7 @@
           <w:p>
             <w:pPr>
               <w:pStyle w:val="Compact"/>
-              <w:jc w:val="left"/>
+              <w:jc w:val="center"/>
             </w:pPr>
             <w:r>
               <w:rPr>
@@ -7433,7 +7944,7 @@
           <w:p>
             <w:pPr>
               <w:pStyle w:val="Compact"/>
-              <w:jc w:val="left"/>
+              <w:jc w:val="center"/>
             </w:pPr>
             <w:r>
               <w:rPr>
@@ -7451,7 +7962,7 @@
           <w:p>
             <w:pPr>
               <w:pStyle w:val="Compact"/>
-              <w:jc w:val="left"/>
+              <w:jc w:val="center"/>
             </w:pPr>
             <w:r>
               <w:rPr>
@@ -7468,7 +7979,7 @@
           <w:p>
             <w:pPr>
               <w:pStyle w:val="Compact"/>
-              <w:jc w:val="left"/>
+              <w:jc w:val="center"/>
             </w:pPr>
             <w:r>
               <w:rPr>
@@ -7483,7 +7994,7 @@
           <w:p>
             <w:pPr>
               <w:pStyle w:val="Compact"/>
-              <w:jc w:val="left"/>
+              <w:jc w:val="center"/>
             </w:pPr>
             <w:r>
               <w:rPr>
@@ -7506,7 +8017,7 @@
           <w:p>
             <w:pPr>
               <w:pStyle w:val="Compact"/>
-              <w:jc w:val="left"/>
+              <w:jc w:val="center"/>
             </w:pPr>
             <w:r>
               <w:rPr>
@@ -7523,7 +8034,7 @@
           <w:p>
             <w:pPr>
               <w:pStyle w:val="Compact"/>
-              <w:jc w:val="left"/>
+              <w:jc w:val="center"/>
             </w:pPr>
             <w:r>
               <w:rPr>
@@ -7538,7 +8049,7 @@
           <w:p>
             <w:pPr>
               <w:pStyle w:val="Compact"/>
-              <w:jc w:val="left"/>
+              <w:jc w:val="center"/>
             </w:pPr>
             <w:r>
               <w:rPr>
@@ -7720,15 +8231,143 @@
       </w:r>
     </w:p>
     <w:p>
+      <w:pPr>
+        <w:pStyle w:val="BodyText"/>
+        <w:jc w:val="center"/>
+      </w:pPr>
+      <w:r>
+        <w:rPr>
+          <w:b w:val="0"/>
+          <w:i w:val="0"/>
+          <w:sz w:val="21"/>
+        </w:rPr>
+        <w:drawing>
+          <wp:inline>
+            <wp:extent cx="2175309" cy="895149"/>
+            <wp:effectExtent b="0" l="0" r="0" t="0"/>
+            <wp:docPr descr="催化剂降低活化能示意图" title="" id="33" name="Picture"/>
+            <a:graphic>
+              <a:graphicData uri="http://schemas.openxmlformats.org/drawingml/2006/picture">
+                <pic:pic>
+                  <pic:nvPicPr>
+                    <pic:cNvPr descr="media/catalyst-energy-diagram.jpg" id="34" name="Picture"/>
+                    <pic:cNvPicPr>
+                      <a:picLocks noChangeArrowheads="1" noChangeAspect="1"/>
+                    </pic:cNvPicPr>
+                  </pic:nvPicPr>
+                  <pic:blipFill>
+                    <a:blip r:embed="rId32"/>
+                    <a:stretch>
+                      <a:fillRect/>
+                    </a:stretch>
+                  </pic:blipFill>
+                  <pic:spPr bwMode="auto">
+                    <a:xfrm>
+                      <a:off x="0" y="0"/>
+                      <a:ext cx="2175309" cy="895149"/>
+                    </a:xfrm>
+                    <a:prstGeom prst="rect">
+                      <a:avLst/>
+                    </a:prstGeom>
+                    <a:noFill/>
+                    <a:ln w="9525">
+                      <a:noFill/>
+                      <a:headEnd/>
+                      <a:tailEnd/>
+                    </a:ln>
+                  </pic:spPr>
+                </pic:pic>
+              </a:graphicData>
+            </a:graphic>
+          </wp:inline>
+        </w:drawing>
+      </w:r>
+      <w:r>
+        <w:rPr>
+          <w:b w:val="0"/>
+          <w:i w:val="0"/>
+          <w:sz w:val="21"/>
+        </w:rPr>
+        <w:t xml:space="preserve"> </w:t>
+      </w:r>
+      <w:r>
+        <w:rPr>
+          <w:rFonts w:hint="eastAsia" w:eastAsia="FangSong" w:ascii="Times New Roman" w:hAnsi="Times New Roman"/>
+          <w:b w:val="0"/>
+          <w:i w:val="0"/>
+          <w:iCs/>
+          <w:sz w:val="21"/>
+        </w:rPr>
+        <w:t xml:space="preserve">图</w:t>
+      </w:r>
+      <w:r>
+        <w:rPr>
+          <w:b w:val="0"/>
+          <w:i w:val="0"/>
+          <w:iCs/>
+          <w:sz w:val="21"/>
+        </w:rPr>
+        <w:t xml:space="preserve"> </w:t>
+      </w:r>
+      <w:r>
+        <w:rPr>
+          <w:rFonts w:hint="eastAsia" w:eastAsia="FangSong" w:ascii="Times New Roman" w:hAnsi="Times New Roman"/>
+          <w:b w:val="0"/>
+          <w:i w:val="0"/>
+          <w:iCs/>
+          <w:sz w:val="21"/>
+        </w:rPr>
+        <w:t xml:space="preserve">催化剂通过改变反应路径降低活化能——反应物与产物之间的能量差（ΔH）不变，但正逆反应的活化能</w:t>
+      </w:r>
+      <w:r>
+        <w:rPr>
+          <w:b w:val="0"/>
+          <w:i w:val="0"/>
+          <w:iCs/>
+          <w:sz w:val="21"/>
+        </w:rPr>
+        <w:t xml:space="preserve"> Ea </w:t>
+      </w:r>
+      <w:r>
+        <w:rPr>
+          <w:rFonts w:hint="eastAsia" w:eastAsia="FangSong" w:ascii="Times New Roman" w:hAnsi="Times New Roman"/>
+          <w:b w:val="0"/>
+          <w:i w:val="0"/>
+          <w:iCs/>
+          <w:sz w:val="21"/>
+        </w:rPr>
+        <w:t xml:space="preserve">均降低，因此正逆反应速率同等程度加快，平衡常数不变（普通化学原理第4版</w:t>
+      </w:r>
+      <w:r>
+        <w:rPr>
+          <w:b w:val="0"/>
+          <w:i w:val="0"/>
+          <w:iCs/>
+          <w:sz w:val="21"/>
+        </w:rPr>
+        <w:t xml:space="preserve"> </w:t>
+      </w:r>
+      <w:r>
+        <w:rPr>
+          <w:rFonts w:hint="eastAsia" w:eastAsia="FangSong" w:ascii="Times New Roman" w:hAnsi="Times New Roman"/>
+          <w:b w:val="0"/>
+          <w:i w:val="0"/>
+          <w:iCs/>
+          <w:sz w:val="21"/>
+        </w:rPr>
+        <w:t xml:space="preserve">图8.x）</w:t>
+      </w:r>
+    </w:p>
+    <w:p>
       <w:r>
         <w:pict>
           <v:rect style="width:0;height:1.5pt" o:hralign="center" o:hrstd="t" o:hr="t"/>
         </w:pict>
       </w:r>
     </w:p>
-    <w:bookmarkEnd w:id="26"/>
-    <w:bookmarkEnd w:id="27"/>
-    <w:bookmarkStart w:id="30" w:name="五规律与方法"/>
+    <w:bookmarkEnd w:id="35"/>
+    <w:bookmarkEnd w:id="36"/>
+    <w:bookmarkStart w:id="39" w:name="五规律与方法"/>
     <w:p>
       <w:pPr>
         <w:pStyle w:val="Heading2"/>
@@ -7740,7 +8379,7 @@
         <w:t xml:space="preserve">五、规律与方法</w:t>
       </w:r>
     </w:p>
-    <w:bookmarkStart w:id="28" w:name="反应速率分析的基本流程"/>
+    <w:bookmarkStart w:id="37" w:name="反应速率分析的基本流程"/>
     <w:p>
       <w:pPr>
         <w:pStyle w:val="Heading3"/>
@@ -7966,8 +8605,8 @@
         <w:t xml:space="preserve">判断温度敏感度</w:t>
       </w:r>
     </w:p>
-    <w:bookmarkEnd w:id="28"/>
-    <w:bookmarkStart w:id="29" w:name="常见误区"/>
+    <w:bookmarkEnd w:id="37"/>
+    <w:bookmarkStart w:id="38" w:name="常见误区"/>
     <w:p>
       <w:pPr>
         <w:pStyle w:val="Heading3"/>
@@ -8095,6 +8734,14 @@
         <w:t xml:space="preserve">（</w:t>
       </w:r>
       <m:oMath>
+        <m:oMathPr>
+          <m:ctrlPr>
+            <w:rPr>
+              <w:sz w:val="28"/>
+              <w:szCs w:val="28"/>
+            </w:rPr>
+          </m:ctrlPr>
+        </m:oMathPr>
         <m:sSup>
           <m:e>
             <m:r>
@@ -8352,9 +8999,9 @@
         </w:pict>
       </w:r>
     </w:p>
-    <w:bookmarkEnd w:id="29"/>
-    <w:bookmarkEnd w:id="30"/>
-    <w:bookmarkStart w:id="36" w:name="六典型例题"/>
+    <w:bookmarkEnd w:id="38"/>
+    <w:bookmarkEnd w:id="39"/>
+    <w:bookmarkStart w:id="45" w:name="六典型例题"/>
     <w:p>
       <w:pPr>
         <w:pStyle w:val="Heading2"/>
@@ -8366,7 +9013,7 @@
         <w:t xml:space="preserve">六、典型例题</w:t>
       </w:r>
     </w:p>
-    <w:bookmarkStart w:id="31" w:name="例-1-反应速率的表示"/>
+    <w:bookmarkStart w:id="40" w:name="例-1-反应速率的表示"/>
     <w:p>
       <w:pPr>
         <w:pStyle w:val="Heading3"/>
@@ -8412,6 +9059,14 @@
         <w:t xml:space="preserve"> </w:t>
       </w:r>
       <m:oMath>
+        <m:oMathPr>
+          <m:ctrlPr>
+            <w:rPr>
+              <w:sz w:val="28"/>
+              <w:szCs w:val="28"/>
+            </w:rPr>
+          </m:ctrlPr>
+        </m:oMathPr>
         <m:r>
           <m:t>2</m:t>
         </m:r>
@@ -8578,6 +9233,14 @@
         <w:t xml:space="preserve"> </w:t>
       </w:r>
       <m:oMath>
+        <m:oMathPr>
+          <m:ctrlPr>
+            <w:rPr>
+              <w:sz w:val="28"/>
+              <w:szCs w:val="28"/>
+            </w:rPr>
+          </m:ctrlPr>
+        </m:oMathPr>
         <m:r>
           <m:t>2.10</m:t>
         </m:r>
@@ -8646,6 +9309,14 @@
         <w:t xml:space="preserve"> </w:t>
       </w:r>
       <m:oMath>
+        <m:oMathPr>
+          <m:ctrlPr>
+            <w:rPr>
+              <w:sz w:val="28"/>
+              <w:szCs w:val="28"/>
+            </w:rPr>
+          </m:ctrlPr>
+        </m:oMathPr>
         <m:r>
           <m:t>1.95</m:t>
         </m:r>
@@ -8869,6 +9540,12 @@
       <m:oMathPara>
         <m:oMathParaPr>
           <m:jc m:val="center"/>
+          <m:ctrlPr>
+            <w:rPr>
+              <w:sz w:val="28"/>
+              <w:szCs w:val="28"/>
+            </w:rPr>
+          </m:ctrlPr>
         </m:oMathParaPr>
         <m:oMath>
           <m:sSub>
@@ -9167,6 +9844,12 @@
       <m:oMathPara>
         <m:oMathParaPr>
           <m:jc m:val="center"/>
+          <m:ctrlPr>
+            <w:rPr>
+              <w:sz w:val="28"/>
+              <w:szCs w:val="28"/>
+            </w:rPr>
+          </m:ctrlPr>
         </m:oMathParaPr>
         <m:oMath>
           <m:sSub>
@@ -9420,6 +10103,12 @@
       <m:oMathPara>
         <m:oMathParaPr>
           <m:jc m:val="center"/>
+          <m:ctrlPr>
+            <w:rPr>
+              <w:sz w:val="28"/>
+              <w:szCs w:val="28"/>
+            </w:rPr>
+          </m:ctrlPr>
         </m:oMathParaPr>
         <m:oMath>
           <m:sSub>
@@ -9676,6 +10365,12 @@
       <m:oMathPara>
         <m:oMathParaPr>
           <m:jc m:val="center"/>
+          <m:ctrlPr>
+            <w:rPr>
+              <w:sz w:val="28"/>
+              <w:szCs w:val="28"/>
+            </w:rPr>
+          </m:ctrlPr>
         </m:oMathParaPr>
         <m:oMath>
           <m:f>
@@ -9962,6 +10657,14 @@
         <w:t xml:space="preserve"> </w:t>
       </w:r>
       <m:oMath>
+        <m:oMathPr>
+          <m:ctrlPr>
+            <w:rPr>
+              <w:sz w:val="28"/>
+              <w:szCs w:val="28"/>
+            </w:rPr>
+          </m:ctrlPr>
+        </m:oMathPr>
         <m:r>
           <m:rPr>
             <m:sty m:val="p"/>
@@ -10205,8 +10908,8 @@
         </w:pict>
       </w:r>
     </w:p>
-    <w:bookmarkEnd w:id="31"/>
-    <w:bookmarkStart w:id="32" w:name="例-2-初始速率法确定级数"/>
+    <w:bookmarkEnd w:id="40"/>
+    <w:bookmarkStart w:id="41" w:name="例-2-初始速率法确定级数"/>
     <w:p>
       <w:pPr>
         <w:pStyle w:val="Heading3"/>
@@ -10252,6 +10955,14 @@
         <w:t xml:space="preserve"> </w:t>
       </w:r>
       <m:oMath>
+        <m:oMathPr>
+          <m:ctrlPr>
+            <w:rPr>
+              <w:sz w:val="28"/>
+              <w:szCs w:val="28"/>
+            </w:rPr>
+          </m:ctrlPr>
+        </m:oMathPr>
         <m:r>
           <m:t>2</m:t>
         </m:r>
@@ -11245,6 +11956,14 @@
         <w:t xml:space="preserve">速率比：</w:t>
       </w:r>
       <m:oMath>
+        <m:oMathPr>
+          <m:ctrlPr>
+            <w:rPr>
+              <w:sz w:val="28"/>
+              <w:szCs w:val="28"/>
+            </w:rPr>
+          </m:ctrlPr>
+        </m:oMathPr>
         <m:f>
           <m:fPr>
             <m:type m:val="bar"/>
@@ -11316,6 +12035,14 @@
         <w:t xml:space="preserve">，浓度比：</w:t>
       </w:r>
       <m:oMath>
+        <m:oMathPr>
+          <m:ctrlPr>
+            <w:rPr>
+              <w:sz w:val="28"/>
+              <w:szCs w:val="28"/>
+            </w:rPr>
+          </m:ctrlPr>
+        </m:oMathPr>
         <m:f>
           <m:fPr>
             <m:type m:val="bar"/>
@@ -11714,6 +12441,14 @@
         <w:t xml:space="preserve">速率比：</w:t>
       </w:r>
       <m:oMath>
+        <m:oMathPr>
+          <m:ctrlPr>
+            <w:rPr>
+              <w:sz w:val="28"/>
+              <w:szCs w:val="28"/>
+            </w:rPr>
+          </m:ctrlPr>
+        </m:oMathPr>
         <m:f>
           <m:fPr>
             <m:type m:val="bar"/>
@@ -11785,6 +12520,14 @@
         <w:t xml:space="preserve">，浓度比：</w:t>
       </w:r>
       <m:oMath>
+        <m:oMathPr>
+          <m:ctrlPr>
+            <w:rPr>
+              <w:sz w:val="28"/>
+              <w:szCs w:val="28"/>
+            </w:rPr>
+          </m:ctrlPr>
+        </m:oMathPr>
         <m:f>
           <m:fPr>
             <m:type m:val="bar"/>
@@ -11988,6 +12731,14 @@
         <w:t xml:space="preserve">：</w:t>
       </w:r>
       <m:oMath>
+        <m:oMathPr>
+          <m:ctrlPr>
+            <w:rPr>
+              <w:sz w:val="28"/>
+              <w:szCs w:val="28"/>
+            </w:rPr>
+          </m:ctrlPr>
+        </m:oMathPr>
         <m:r>
           <m:t>v</m:t>
         </m:r>
@@ -12080,6 +12831,14 @@
         <w:t xml:space="preserve"> </w:t>
       </w:r>
       <m:oMath>
+        <m:oMathPr>
+          <m:ctrlPr>
+            <w:rPr>
+              <w:sz w:val="28"/>
+              <w:szCs w:val="28"/>
+            </w:rPr>
+          </m:ctrlPr>
+        </m:oMathPr>
         <m:r>
           <m:rPr>
             <m:sty m:val="p"/>
@@ -12149,6 +12908,12 @@
       <m:oMathPara>
         <m:oMathParaPr>
           <m:jc m:val="center"/>
+          <m:ctrlPr>
+            <w:rPr>
+              <w:sz w:val="28"/>
+              <w:szCs w:val="28"/>
+            </w:rPr>
+          </m:ctrlPr>
         </m:oMathParaPr>
         <m:oMath>
           <m:r>
@@ -12504,8 +13269,8 @@
         </w:pict>
       </w:r>
     </w:p>
-    <w:bookmarkEnd w:id="32"/>
-    <w:bookmarkStart w:id="33" w:name="例-3-arrhenius-方程求活化能"/>
+    <w:bookmarkEnd w:id="41"/>
+    <w:bookmarkStart w:id="42" w:name="例-3-arrhenius-方程求活化能"/>
     <w:p>
       <w:pPr>
         <w:pStyle w:val="Heading3"/>
@@ -12560,6 +13325,14 @@
         <w:t xml:space="preserve"> </w:t>
       </w:r>
       <m:oMath>
+        <m:oMathPr>
+          <m:ctrlPr>
+            <w:rPr>
+              <w:sz w:val="28"/>
+              <w:szCs w:val="28"/>
+            </w:rPr>
+          </m:ctrlPr>
+        </m:oMathPr>
         <m:r>
           <m:t>k</m:t>
         </m:r>
@@ -12697,6 +13470,14 @@
         <w:t xml:space="preserve"> </w:t>
       </w:r>
       <m:oMath>
+        <m:oMathPr>
+          <m:ctrlPr>
+            <w:rPr>
+              <w:sz w:val="28"/>
+              <w:szCs w:val="28"/>
+            </w:rPr>
+          </m:ctrlPr>
+        </m:oMathPr>
         <m:r>
           <m:t>k</m:t>
         </m:r>
@@ -12879,6 +13660,12 @@
       <m:oMathPara>
         <m:oMathParaPr>
           <m:jc m:val="center"/>
+          <m:ctrlPr>
+            <w:rPr>
+              <w:sz w:val="28"/>
+              <w:szCs w:val="28"/>
+            </w:rPr>
+          </m:ctrlPr>
         </m:oMathParaPr>
         <m:oMath>
           <m:r>
@@ -13041,6 +13828,12 @@
       <m:oMathPara>
         <m:oMathParaPr>
           <m:jc m:val="center"/>
+          <m:ctrlPr>
+            <w:rPr>
+              <w:sz w:val="28"/>
+              <w:szCs w:val="28"/>
+            </w:rPr>
+          </m:ctrlPr>
         </m:oMathParaPr>
         <m:oMath>
           <m:r>
@@ -13204,6 +13997,12 @@
       <m:oMathPara>
         <m:oMathParaPr>
           <m:jc m:val="center"/>
+          <m:ctrlPr>
+            <w:rPr>
+              <w:sz w:val="28"/>
+              <w:szCs w:val="28"/>
+            </w:rPr>
+          </m:ctrlPr>
         </m:oMathParaPr>
         <m:oMath>
           <m:r>
@@ -13312,6 +14111,12 @@
       <m:oMathPara>
         <m:oMathParaPr>
           <m:jc m:val="center"/>
+          <m:ctrlPr>
+            <w:rPr>
+              <w:sz w:val="28"/>
+              <w:szCs w:val="28"/>
+            </w:rPr>
+          </m:ctrlPr>
         </m:oMathParaPr>
         <m:oMath>
           <m:r>
@@ -13390,6 +14195,12 @@
       <m:oMathPara>
         <m:oMathParaPr>
           <m:jc m:val="center"/>
+          <m:ctrlPr>
+            <w:rPr>
+              <w:sz w:val="28"/>
+              <w:szCs w:val="28"/>
+            </w:rPr>
+          </m:ctrlPr>
         </m:oMathParaPr>
         <m:oMath>
           <m:sSub>
@@ -13612,8 +14423,8 @@
         </w:pict>
       </w:r>
     </w:p>
-    <w:bookmarkEnd w:id="33"/>
-    <w:bookmarkStart w:id="34" w:name="例-4-基元反应与质量作用定律"/>
+    <w:bookmarkEnd w:id="42"/>
+    <w:bookmarkStart w:id="43" w:name="例-4-基元反应与质量作用定律"/>
     <w:p>
       <w:pPr>
         <w:pStyle w:val="Heading3"/>
@@ -13671,6 +14482,14 @@
         <w:t xml:space="preserve"> </w:t>
       </w:r>
       <m:oMath>
+        <m:oMathPr>
+          <m:ctrlPr>
+            <w:rPr>
+              <w:sz w:val="28"/>
+              <w:szCs w:val="28"/>
+            </w:rPr>
+          </m:ctrlPr>
+        </m:oMathPr>
         <m:sSub>
           <m:e>
             <m:r>
@@ -13745,6 +14564,14 @@
         <w:t xml:space="preserve"> </w:t>
       </w:r>
       <m:oMath>
+        <m:oMathPr>
+          <m:ctrlPr>
+            <w:rPr>
+              <w:sz w:val="28"/>
+              <w:szCs w:val="28"/>
+            </w:rPr>
+          </m:ctrlPr>
+        </m:oMathPr>
         <m:r>
           <m:t>v</m:t>
         </m:r>
@@ -13837,6 +14664,14 @@
         <w:t xml:space="preserve"> </w:t>
       </w:r>
       <m:oMath>
+        <m:oMathPr>
+          <m:ctrlPr>
+            <w:rPr>
+              <w:sz w:val="28"/>
+              <w:szCs w:val="28"/>
+            </w:rPr>
+          </m:ctrlPr>
+        </m:oMathPr>
         <m:r>
           <m:rPr>
             <m:sty m:val="p"/>
@@ -13941,6 +14776,14 @@
         <w:t xml:space="preserve"> </w:t>
       </w:r>
       <m:oMath>
+        <m:oMathPr>
+          <m:ctrlPr>
+            <w:rPr>
+              <w:sz w:val="28"/>
+              <w:szCs w:val="28"/>
+            </w:rPr>
+          </m:ctrlPr>
+        </m:oMathPr>
         <m:r>
           <m:t>v</m:t>
         </m:r>
@@ -14077,6 +14920,14 @@
         <w:t xml:space="preserve">。</w:t>
       </w:r>
       <m:oMath>
+        <m:oMathPr>
+          <m:ctrlPr>
+            <w:rPr>
+              <w:sz w:val="28"/>
+              <w:szCs w:val="28"/>
+            </w:rPr>
+          </m:ctrlPr>
+        </m:oMathPr>
         <m:sSub>
           <m:e>
             <m:r>
@@ -14190,6 +15041,14 @@
         <w:t xml:space="preserve">。</w:t>
       </w:r>
       <m:oMath>
+        <m:oMathPr>
+          <m:ctrlPr>
+            <w:rPr>
+              <w:sz w:val="28"/>
+              <w:szCs w:val="28"/>
+            </w:rPr>
+          </m:ctrlPr>
+        </m:oMathPr>
         <m:r>
           <m:rPr>
             <m:sty m:val="p"/>
@@ -14291,6 +15150,14 @@
         <w:t xml:space="preserve">为基元反应（一步完成），根据质量作用定律，速率方程可从计量方程直接写出：</w:t>
       </w:r>
       <m:oMath>
+        <m:oMathPr>
+          <m:ctrlPr>
+            <w:rPr>
+              <w:sz w:val="28"/>
+              <w:szCs w:val="28"/>
+            </w:rPr>
+          </m:ctrlPr>
+        </m:oMathPr>
         <m:r>
           <m:t>v</m:t>
         </m:r>
@@ -14400,8 +15267,8 @@
         </w:pict>
       </w:r>
     </w:p>
-    <w:bookmarkEnd w:id="34"/>
-    <w:bookmarkStart w:id="35" w:name="例-5-综合速率方程-arrhenius-方程"/>
+    <w:bookmarkEnd w:id="43"/>
+    <w:bookmarkStart w:id="44" w:name="例-5-综合速率方程-arrhenius-方程"/>
     <w:p>
       <w:pPr>
         <w:pStyle w:val="Heading3"/>
@@ -14456,6 +15323,14 @@
         <w:t xml:space="preserve"> </w:t>
       </w:r>
       <m:oMath>
+        <m:oMathPr>
+          <m:ctrlPr>
+            <w:rPr>
+              <w:sz w:val="28"/>
+              <w:szCs w:val="28"/>
+            </w:rPr>
+          </m:ctrlPr>
+        </m:oMathPr>
         <m:r>
           <m:t>2</m:t>
         </m:r>
@@ -14515,6 +15390,14 @@
         <w:t xml:space="preserve"> </w:t>
       </w:r>
       <m:oMath>
+        <m:oMathPr>
+          <m:ctrlPr>
+            <w:rPr>
+              <w:sz w:val="28"/>
+              <w:szCs w:val="28"/>
+            </w:rPr>
+          </m:ctrlPr>
+        </m:oMathPr>
         <m:r>
           <m:rPr>
             <m:sty m:val="p"/>
@@ -14568,6 +15451,14 @@
         <w:t xml:space="preserve">，</w:t>
       </w:r>
       <m:oMath>
+        <m:oMathPr>
+          <m:ctrlPr>
+            <w:rPr>
+              <w:sz w:val="28"/>
+              <w:szCs w:val="28"/>
+            </w:rPr>
+          </m:ctrlPr>
+        </m:oMathPr>
         <m:r>
           <m:rPr>
             <m:sty m:val="p"/>
@@ -14624,6 +15515,14 @@
         <w:t xml:space="preserve">时，</w:t>
       </w:r>
       <m:oMath>
+        <m:oMathPr>
+          <m:ctrlPr>
+            <w:rPr>
+              <w:sz w:val="28"/>
+              <w:szCs w:val="28"/>
+            </w:rPr>
+          </m:ctrlPr>
+        </m:oMathPr>
         <m:sSub>
           <m:e>
             <m:r>
@@ -14725,6 +15624,14 @@
         <w:t xml:space="preserve"> </w:t>
       </w:r>
       <m:oMath>
+        <m:oMathPr>
+          <m:ctrlPr>
+            <w:rPr>
+              <w:sz w:val="28"/>
+              <w:szCs w:val="28"/>
+            </w:rPr>
+          </m:ctrlPr>
+        </m:oMathPr>
         <m:r>
           <m:rPr>
             <m:sty m:val="p"/>
@@ -14778,6 +15685,14 @@
         <w:t xml:space="preserve">，</w:t>
       </w:r>
       <m:oMath>
+        <m:oMathPr>
+          <m:ctrlPr>
+            <w:rPr>
+              <w:sz w:val="28"/>
+              <w:szCs w:val="28"/>
+            </w:rPr>
+          </m:ctrlPr>
+        </m:oMathPr>
         <m:r>
           <m:rPr>
             <m:sty m:val="p"/>
@@ -14834,6 +15749,14 @@
         <w:t xml:space="preserve">时，</w:t>
       </w:r>
       <m:oMath>
+        <m:oMathPr>
+          <m:ctrlPr>
+            <w:rPr>
+              <w:sz w:val="28"/>
+              <w:szCs w:val="28"/>
+            </w:rPr>
+          </m:ctrlPr>
+        </m:oMathPr>
         <m:sSub>
           <m:e>
             <m:r>
@@ -14935,6 +15858,14 @@
         <w:t xml:space="preserve"> </w:t>
       </w:r>
       <m:oMath>
+        <m:oMathPr>
+          <m:ctrlPr>
+            <w:rPr>
+              <w:sz w:val="28"/>
+              <w:szCs w:val="28"/>
+            </w:rPr>
+          </m:ctrlPr>
+        </m:oMathPr>
         <m:r>
           <m:rPr>
             <m:sty m:val="p"/>
@@ -14988,6 +15919,14 @@
         <w:t xml:space="preserve">，</w:t>
       </w:r>
       <m:oMath>
+        <m:oMathPr>
+          <m:ctrlPr>
+            <w:rPr>
+              <w:sz w:val="28"/>
+              <w:szCs w:val="28"/>
+            </w:rPr>
+          </m:ctrlPr>
+        </m:oMathPr>
         <m:r>
           <m:rPr>
             <m:sty m:val="p"/>
@@ -15044,6 +15983,14 @@
         <w:t xml:space="preserve">时，</w:t>
       </w:r>
       <m:oMath>
+        <m:oMathPr>
+          <m:ctrlPr>
+            <w:rPr>
+              <w:sz w:val="28"/>
+              <w:szCs w:val="28"/>
+            </w:rPr>
+          </m:ctrlPr>
+        </m:oMathPr>
         <m:sSub>
           <m:e>
             <m:r>
@@ -15145,6 +16092,14 @@
         <w:t xml:space="preserve"> </w:t>
       </w:r>
       <m:oMath>
+        <m:oMathPr>
+          <m:ctrlPr>
+            <w:rPr>
+              <w:sz w:val="28"/>
+              <w:szCs w:val="28"/>
+            </w:rPr>
+          </m:ctrlPr>
+        </m:oMathPr>
         <m:r>
           <m:t>k</m:t>
         </m:r>
@@ -15282,6 +16237,14 @@
         <w:t xml:space="preserve"> </w:t>
       </w:r>
       <m:oMath>
+        <m:oMathPr>
+          <m:ctrlPr>
+            <w:rPr>
+              <w:sz w:val="28"/>
+              <w:szCs w:val="28"/>
+            </w:rPr>
+          </m:ctrlPr>
+        </m:oMathPr>
         <m:r>
           <m:t>k</m:t>
         </m:r>
@@ -15704,6 +16667,14 @@
         <w:t xml:space="preserve">速率方程：</w:t>
       </w:r>
       <m:oMath>
+        <m:oMathPr>
+          <m:ctrlPr>
+            <w:rPr>
+              <w:sz w:val="28"/>
+              <w:szCs w:val="28"/>
+            </w:rPr>
+          </m:ctrlPr>
+        </m:oMathPr>
         <m:r>
           <m:t>v</m:t>
         </m:r>
@@ -15765,6 +16736,14 @@
         <w:t xml:space="preserve">1：</w:t>
       </w:r>
       <m:oMath>
+        <m:oMathPr>
+          <m:ctrlPr>
+            <w:rPr>
+              <w:sz w:val="28"/>
+              <w:szCs w:val="28"/>
+            </w:rPr>
+          </m:ctrlPr>
+        </m:oMathPr>
         <m:r>
           <m:t>k</m:t>
         </m:r>
@@ -15932,6 +16911,12 @@
       <m:oMathPara>
         <m:oMathParaPr>
           <m:jc m:val="center"/>
+          <m:ctrlPr>
+            <w:rPr>
+              <w:sz w:val="28"/>
+              <w:szCs w:val="28"/>
+            </w:rPr>
+          </m:ctrlPr>
         </m:oMathParaPr>
         <m:oMath>
           <m:r>
@@ -16095,6 +17080,12 @@
       <m:oMathPara>
         <m:oMathParaPr>
           <m:jc m:val="center"/>
+          <m:ctrlPr>
+            <w:rPr>
+              <w:sz w:val="28"/>
+              <w:szCs w:val="28"/>
+            </w:rPr>
+          </m:ctrlPr>
         </m:oMathParaPr>
         <m:oMath>
           <m:r>
@@ -16203,6 +17194,12 @@
       <m:oMathPara>
         <m:oMathParaPr>
           <m:jc m:val="center"/>
+          <m:ctrlPr>
+            <w:rPr>
+              <w:sz w:val="28"/>
+              <w:szCs w:val="28"/>
+            </w:rPr>
+          </m:ctrlPr>
         </m:oMathParaPr>
         <m:oMath>
           <m:r>
@@ -16281,6 +17278,12 @@
       <m:oMathPara>
         <m:oMathParaPr>
           <m:jc m:val="center"/>
+          <m:ctrlPr>
+            <w:rPr>
+              <w:sz w:val="28"/>
+              <w:szCs w:val="28"/>
+            </w:rPr>
+          </m:ctrlPr>
         </m:oMathParaPr>
         <m:oMath>
           <m:sSub>
@@ -16514,6 +17517,14 @@
         <w:t xml:space="preserve"> </w:t>
       </w:r>
       <m:oMath>
+        <m:oMathPr>
+          <m:ctrlPr>
+            <w:rPr>
+              <w:sz w:val="28"/>
+              <w:szCs w:val="28"/>
+            </w:rPr>
+          </m:ctrlPr>
+        </m:oMathPr>
         <m:r>
           <m:t>v</m:t>
         </m:r>
@@ -16645,9 +17656,9 @@
         </w:pict>
       </w:r>
     </w:p>
-    <w:bookmarkEnd w:id="35"/>
-    <w:bookmarkEnd w:id="36"/>
-    <w:bookmarkStart w:id="40" w:name="七拓展与联系"/>
+    <w:bookmarkEnd w:id="44"/>
+    <w:bookmarkEnd w:id="45"/>
+    <w:bookmarkStart w:id="49" w:name="七拓展与联系"/>
     <w:p>
       <w:pPr>
         <w:pStyle w:val="Heading2"/>
@@ -16659,7 +17670,7 @@
         <w:t xml:space="preserve">七、拓展与联系</w:t>
       </w:r>
     </w:p>
-    <w:bookmarkStart w:id="37" w:name="与竞赛真题的对接"/>
+    <w:bookmarkStart w:id="46" w:name="与竞赛真题的对接"/>
     <w:p>
       <w:pPr>
         <w:pStyle w:val="Heading3"/>
@@ -16694,7 +17705,7 @@
           <w:p>
             <w:pPr>
               <w:pStyle w:val="Compact"/>
-              <w:jc w:val="left"/>
+              <w:jc w:val="center"/>
             </w:pPr>
             <w:r>
               <w:rPr>
@@ -16726,7 +17737,7 @@
           <w:p>
             <w:pPr>
               <w:pStyle w:val="Compact"/>
-              <w:jc w:val="left"/>
+              <w:jc w:val="center"/>
             </w:pPr>
             <w:r>
               <w:rPr>
@@ -16744,7 +17755,7 @@
           <w:p>
             <w:pPr>
               <w:pStyle w:val="Compact"/>
-              <w:jc w:val="left"/>
+              <w:jc w:val="center"/>
             </w:pPr>
             <w:r>
               <w:rPr>
@@ -16786,7 +17797,7 @@
           <w:p>
             <w:pPr>
               <w:pStyle w:val="Compact"/>
-              <w:jc w:val="left"/>
+              <w:jc w:val="center"/>
             </w:pPr>
             <w:r>
               <w:rPr>
@@ -16815,7 +17826,7 @@
           <w:p>
             <w:pPr>
               <w:pStyle w:val="Compact"/>
-              <w:jc w:val="left"/>
+              <w:jc w:val="center"/>
             </w:pPr>
             <w:r>
               <w:rPr>
@@ -16883,7 +17894,7 @@
           <w:p>
             <w:pPr>
               <w:pStyle w:val="Compact"/>
-              <w:jc w:val="left"/>
+              <w:jc w:val="center"/>
             </w:pPr>
             <w:r>
               <w:rPr>
@@ -16900,7 +17911,7 @@
           <w:p>
             <w:pPr>
               <w:pStyle w:val="Compact"/>
-              <w:jc w:val="left"/>
+              <w:jc w:val="center"/>
             </w:pPr>
             <m:oMath>
               <m:r>
@@ -16953,7 +17964,7 @@
           <w:p>
             <w:pPr>
               <w:pStyle w:val="Compact"/>
-              <w:jc w:val="left"/>
+              <w:jc w:val="center"/>
             </w:pPr>
             <w:r>
               <w:rPr>
@@ -16970,7 +17981,7 @@
           <w:p>
             <w:pPr>
               <w:pStyle w:val="Compact"/>
-              <w:jc w:val="left"/>
+              <w:jc w:val="center"/>
             </w:pPr>
             <w:r>
               <w:rPr>
@@ -17012,7 +18023,7 @@
           <w:p>
             <w:pPr>
               <w:pStyle w:val="Compact"/>
-              <w:jc w:val="left"/>
+              <w:jc w:val="center"/>
             </w:pPr>
             <w:r>
               <w:rPr>
@@ -17029,7 +18040,7 @@
           <w:p>
             <w:pPr>
               <w:pStyle w:val="Compact"/>
-              <w:jc w:val="left"/>
+              <w:jc w:val="center"/>
             </w:pPr>
             <w:r>
               <w:rPr>
@@ -17071,7 +18082,7 @@
           <w:p>
             <w:pPr>
               <w:pStyle w:val="Compact"/>
-              <w:jc w:val="left"/>
+              <w:jc w:val="center"/>
             </w:pPr>
             <w:r>
               <w:rPr>
@@ -17095,8 +18106,8 @@
         </w:tc>
       </w:tr>
     </w:tbl>
-    <w:bookmarkEnd w:id="37"/>
-    <w:bookmarkStart w:id="38" w:name="跨专题联系"/>
+    <w:bookmarkEnd w:id="46"/>
+    <w:bookmarkStart w:id="47" w:name="跨专题联系"/>
     <w:p>
       <w:pPr>
         <w:pStyle w:val="Heading3"/>
@@ -17179,6 +18190,14 @@
         <w:t xml:space="preserve"> </w:t>
       </w:r>
       <m:oMath>
+        <m:oMathPr>
+          <m:ctrlPr>
+            <w:rPr>
+              <w:sz w:val="28"/>
+              <w:szCs w:val="28"/>
+            </w:rPr>
+          </m:ctrlPr>
+        </m:oMathPr>
         <m:r>
           <m:t>K</m:t>
         </m:r>
@@ -17313,8 +18332,8 @@
         <w:t xml:space="preserve">专题知识系统总结</w:t>
       </w:r>
     </w:p>
-    <w:bookmarkEnd w:id="38"/>
-    <w:bookmarkStart w:id="39" w:name="深化方向后续轮次"/>
+    <w:bookmarkEnd w:id="47"/>
+    <w:bookmarkStart w:id="48" w:name="深化方向后续轮次"/>
     <w:p>
       <w:pPr>
         <w:pStyle w:val="Heading3"/>
@@ -17539,9 +18558,9 @@
         </w:pict>
       </w:r>
     </w:p>
-    <w:bookmarkEnd w:id="39"/>
-    <w:bookmarkEnd w:id="40"/>
-    <w:bookmarkStart w:id="41" w:name="八本节总结-速查"/>
+    <w:bookmarkEnd w:id="48"/>
+    <w:bookmarkEnd w:id="49"/>
+    <w:bookmarkStart w:id="50" w:name="八本节总结-速查"/>
     <w:p>
       <w:pPr>
         <w:pStyle w:val="Heading2"/>
@@ -17583,7 +18602,7 @@
           <w:p>
             <w:pPr>
               <w:pStyle w:val="Compact"/>
-              <w:jc w:val="left"/>
+              <w:jc w:val="center"/>
             </w:pPr>
             <w:r>
               <w:rPr>
@@ -17599,7 +18618,7 @@
           <w:p>
             <w:pPr>
               <w:pStyle w:val="Compact"/>
-              <w:jc w:val="left"/>
+              <w:jc w:val="center"/>
             </w:pPr>
             <w:r>
               <w:rPr>
@@ -17615,7 +18634,7 @@
           <w:p>
             <w:pPr>
               <w:pStyle w:val="Compact"/>
-              <w:jc w:val="left"/>
+              <w:jc w:val="center"/>
             </w:pPr>
             <w:r>
               <w:rPr>
@@ -17633,7 +18652,7 @@
           <w:p>
             <w:pPr>
               <w:pStyle w:val="Compact"/>
-              <w:jc w:val="left"/>
+              <w:jc w:val="center"/>
             </w:pPr>
             <w:r>
               <w:rPr>
@@ -17650,7 +18669,7 @@
           <w:p>
             <w:pPr>
               <w:pStyle w:val="Compact"/>
-              <w:jc w:val="left"/>
+              <w:jc w:val="center"/>
             </w:pPr>
             <m:oMath>
               <m:r>
@@ -17750,7 +18769,7 @@
           <w:p>
             <w:pPr>
               <w:pStyle w:val="Compact"/>
-              <w:jc w:val="left"/>
+              <w:jc w:val="center"/>
             </w:pPr>
             <w:r>
               <w:rPr>
@@ -17779,7 +18798,7 @@
           <w:p>
             <w:pPr>
               <w:pStyle w:val="Compact"/>
-              <w:jc w:val="left"/>
+              <w:jc w:val="center"/>
             </w:pPr>
             <w:r>
               <w:rPr>
@@ -17796,7 +18815,7 @@
           <w:p>
             <w:pPr>
               <w:pStyle w:val="Compact"/>
-              <w:jc w:val="left"/>
+              <w:jc w:val="center"/>
             </w:pPr>
             <m:oMath>
               <m:r>
@@ -17879,7 +18898,7 @@
           <w:p>
             <w:pPr>
               <w:pStyle w:val="Compact"/>
-              <w:jc w:val="left"/>
+              <w:jc w:val="center"/>
             </w:pPr>
             <w:r>
               <w:rPr>
@@ -17896,7 +18915,7 @@
           <w:p>
             <w:pPr>
               <w:pStyle w:val="Compact"/>
-              <w:jc w:val="left"/>
+              <w:jc w:val="center"/>
             </w:pPr>
             <w:r>
               <w:rPr>
@@ -17913,7 +18932,7 @@
           <w:p>
             <w:pPr>
               <w:pStyle w:val="Compact"/>
-              <w:jc w:val="left"/>
+              <w:jc w:val="center"/>
             </w:pPr>
             <m:oMath>
               <m:r>
@@ -17976,7 +18995,7 @@
           <w:p>
             <w:pPr>
               <w:pStyle w:val="Compact"/>
-              <w:jc w:val="left"/>
+              <w:jc w:val="center"/>
             </w:pPr>
             <w:r>
               <w:rPr>
@@ -17993,7 +19012,7 @@
           <w:p>
             <w:pPr>
               <w:pStyle w:val="Compact"/>
-              <w:jc w:val="left"/>
+              <w:jc w:val="center"/>
             </w:pPr>
             <m:oMath>
               <m:r>
@@ -18023,7 +19042,7 @@
           <w:p>
             <w:pPr>
               <w:pStyle w:val="Compact"/>
-              <w:jc w:val="left"/>
+              <w:jc w:val="center"/>
             </w:pPr>
             <w:r>
               <w:rPr>
@@ -18170,7 +19189,7 @@
           <w:p>
             <w:pPr>
               <w:pStyle w:val="Compact"/>
-              <w:jc w:val="left"/>
+              <w:jc w:val="center"/>
             </w:pPr>
             <w:r>
               <w:rPr>
@@ -18187,7 +19206,7 @@
           <w:p>
             <w:pPr>
               <w:pStyle w:val="Compact"/>
-              <w:jc w:val="left"/>
+              <w:jc w:val="center"/>
             </w:pPr>
             <w:r>
               <w:rPr>
@@ -18212,7 +19231,7 @@
           <w:p>
             <w:pPr>
               <w:pStyle w:val="Compact"/>
-              <w:jc w:val="left"/>
+              <w:jc w:val="center"/>
             </w:pPr>
             <m:oMath>
               <m:r>
@@ -18435,7 +19454,7 @@
           <w:p>
             <w:pPr>
               <w:pStyle w:val="Compact"/>
-              <w:jc w:val="left"/>
+              <w:jc w:val="center"/>
             </w:pPr>
             <m:oMath>
               <m:sSub>
@@ -18546,7 +19565,7 @@
           <w:p>
             <w:pPr>
               <w:pStyle w:val="Compact"/>
-              <w:jc w:val="left"/>
+              <w:jc w:val="center"/>
             </w:pPr>
             <w:r>
               <w:rPr>
@@ -18563,7 +19582,7 @@
           <w:p>
             <w:pPr>
               <w:pStyle w:val="Compact"/>
-              <w:jc w:val="left"/>
+              <w:jc w:val="center"/>
             </w:pPr>
             <w:r>
               <w:rPr>
@@ -18646,7 +19665,7 @@
           <w:p>
             <w:pPr>
               <w:pStyle w:val="Compact"/>
-              <w:jc w:val="left"/>
+              <w:jc w:val="center"/>
             </w:pPr>
             <w:r>
               <w:rPr>
@@ -18675,7 +19694,7 @@
           <w:p>
             <w:pPr>
               <w:pStyle w:val="Compact"/>
-              <w:jc w:val="left"/>
+              <w:jc w:val="center"/>
             </w:pPr>
             <w:r>
               <w:rPr>
@@ -18692,7 +19711,7 @@
           <w:p>
             <w:pPr>
               <w:pStyle w:val="Compact"/>
-              <w:jc w:val="left"/>
+              <w:jc w:val="center"/>
             </w:pPr>
             <w:r>
               <w:rPr>
@@ -18773,7 +19792,7 @@
           <w:p>
             <w:pPr>
               <w:pStyle w:val="Compact"/>
-              <w:jc w:val="left"/>
+              <w:jc w:val="center"/>
             </w:pPr>
             <w:r>
               <w:rPr>
@@ -18792,8 +19811,8 @@
         </w:pict>
       </w:r>
     </w:p>
-    <w:bookmarkEnd w:id="41"/>
-    <w:bookmarkStart w:id="45" w:name="九练习题"/>
+    <w:bookmarkEnd w:id="50"/>
+    <w:bookmarkStart w:id="54" w:name="九练习题"/>
     <w:p>
       <w:pPr>
         <w:pStyle w:val="Heading2"/>
@@ -18805,7 +19824,7 @@
         <w:t xml:space="preserve">九、练习题</w:t>
       </w:r>
     </w:p>
-    <w:bookmarkStart w:id="42" w:name="基础巩固"/>
+    <w:bookmarkStart w:id="51" w:name="基础巩固"/>
     <w:p>
       <w:pPr>
         <w:pStyle w:val="Heading3"/>
@@ -18845,6 +19864,14 @@
         <w:t xml:space="preserve"> </w:t>
       </w:r>
       <m:oMath>
+        <m:oMathPr>
+          <m:ctrlPr>
+            <w:rPr>
+              <w:sz w:val="28"/>
+              <w:szCs w:val="28"/>
+            </w:rPr>
+          </m:ctrlPr>
+        </m:oMathPr>
         <m:r>
           <m:t>3</m:t>
         </m:r>
@@ -18966,6 +19993,14 @@
         <w:t xml:space="preserve"> </w:t>
       </w:r>
       <m:oMath>
+        <m:oMathPr>
+          <m:ctrlPr>
+            <w:rPr>
+              <w:sz w:val="28"/>
+              <w:szCs w:val="28"/>
+            </w:rPr>
+          </m:ctrlPr>
+        </m:oMathPr>
         <m:r>
           <m:t>0.60</m:t>
         </m:r>
@@ -19182,6 +20217,14 @@
         <w:t xml:space="preserve"> </w:t>
       </w:r>
       <m:oMath>
+        <m:oMathPr>
+          <m:ctrlPr>
+            <w:rPr>
+              <w:sz w:val="28"/>
+              <w:szCs w:val="28"/>
+            </w:rPr>
+          </m:ctrlPr>
+        </m:oMathPr>
         <m:r>
           <m:rPr>
             <m:sty m:val="p"/>
@@ -19264,6 +20307,14 @@
         </w:numPr>
       </w:pPr>
       <m:oMath>
+        <m:oMathPr>
+          <m:ctrlPr>
+            <w:rPr>
+              <w:sz w:val="28"/>
+              <w:szCs w:val="28"/>
+            </w:rPr>
+          </m:ctrlPr>
+        </m:oMathPr>
         <m:r>
           <m:t>v</m:t>
         </m:r>
@@ -19305,6 +20356,14 @@
         </w:numPr>
       </w:pPr>
       <m:oMath>
+        <m:oMathPr>
+          <m:ctrlPr>
+            <w:rPr>
+              <w:sz w:val="28"/>
+              <w:szCs w:val="28"/>
+            </w:rPr>
+          </m:ctrlPr>
+        </m:oMathPr>
         <m:r>
           <m:t>v</m:t>
         </m:r>
@@ -19355,6 +20414,14 @@
         </w:numPr>
       </w:pPr>
       <m:oMath>
+        <m:oMathPr>
+          <m:ctrlPr>
+            <w:rPr>
+              <w:sz w:val="28"/>
+              <w:szCs w:val="28"/>
+            </w:rPr>
+          </m:ctrlPr>
+        </m:oMathPr>
         <m:r>
           <m:t>v</m:t>
         </m:r>
@@ -19453,6 +20520,14 @@
         <w:t xml:space="preserve"> </w:t>
       </w:r>
       <m:oMath>
+        <m:oMathPr>
+          <m:ctrlPr>
+            <w:rPr>
+              <w:sz w:val="28"/>
+              <w:szCs w:val="28"/>
+            </w:rPr>
+          </m:ctrlPr>
+        </m:oMathPr>
         <m:r>
           <m:rPr>
             <m:sty m:val="p"/>
@@ -19534,8 +20609,8 @@
         <w:t xml:space="preserve">的反应级数是多少？</w:t>
       </w:r>
     </w:p>
-    <w:bookmarkEnd w:id="42"/>
-    <w:bookmarkStart w:id="43" w:name="提高训练"/>
+    <w:bookmarkEnd w:id="51"/>
+    <w:bookmarkStart w:id="52" w:name="提高训练"/>
     <w:p>
       <w:pPr>
         <w:pStyle w:val="Heading3"/>
@@ -19576,6 +20651,14 @@
         <w:t xml:space="preserve"> </w:t>
       </w:r>
       <m:oMath>
+        <m:oMathPr>
+          <m:ctrlPr>
+            <w:rPr>
+              <w:sz w:val="28"/>
+              <w:szCs w:val="28"/>
+            </w:rPr>
+          </m:ctrlPr>
+        </m:oMathPr>
         <m:r>
           <m:t>2</m:t>
         </m:r>
@@ -20172,6 +21255,14 @@
         <w:t xml:space="preserve"> </w:t>
       </w:r>
       <m:oMath>
+        <m:oMathPr>
+          <m:ctrlPr>
+            <w:rPr>
+              <w:sz w:val="28"/>
+              <w:szCs w:val="28"/>
+            </w:rPr>
+          </m:ctrlPr>
+        </m:oMathPr>
         <m:r>
           <m:t>k</m:t>
         </m:r>
@@ -20246,6 +21337,14 @@
         <w:t xml:space="preserve"> </w:t>
       </w:r>
       <m:oMath>
+        <m:oMathPr>
+          <m:ctrlPr>
+            <w:rPr>
+              <w:sz w:val="28"/>
+              <w:szCs w:val="28"/>
+            </w:rPr>
+          </m:ctrlPr>
+        </m:oMathPr>
         <m:sSub>
           <m:e>
             <m:r>
@@ -20383,6 +21482,14 @@
         <w:t xml:space="preserve"> </w:t>
       </w:r>
       <m:oMath>
+        <m:oMathPr>
+          <m:ctrlPr>
+            <w:rPr>
+              <w:sz w:val="28"/>
+              <w:szCs w:val="28"/>
+            </w:rPr>
+          </m:ctrlPr>
+        </m:oMathPr>
         <m:r>
           <m:rPr>
             <m:sty m:val="p"/>
@@ -20496,6 +21603,14 @@
         <w:t xml:space="preserve"> </w:t>
       </w:r>
       <m:oMath>
+        <m:oMathPr>
+          <m:ctrlPr>
+            <w:rPr>
+              <w:sz w:val="28"/>
+              <w:szCs w:val="28"/>
+            </w:rPr>
+          </m:ctrlPr>
+        </m:oMathPr>
         <m:r>
           <m:t>v</m:t>
         </m:r>
@@ -20582,8 +21697,8 @@
         <w:t xml:space="preserve">。该反应是否为基元反应？说明理由。</w:t>
       </w:r>
     </w:p>
-    <w:bookmarkEnd w:id="43"/>
-    <w:bookmarkStart w:id="44" w:name="挑战题"/>
+    <w:bookmarkEnd w:id="52"/>
+    <w:bookmarkStart w:id="53" w:name="挑战题"/>
     <w:p>
       <w:pPr>
         <w:pStyle w:val="Heading3"/>
@@ -20668,6 +21783,14 @@
         <w:t xml:space="preserve"> </w:t>
       </w:r>
       <m:oMath>
+        <m:oMathPr>
+          <m:ctrlPr>
+            <w:rPr>
+              <w:sz w:val="28"/>
+              <w:szCs w:val="28"/>
+            </w:rPr>
+          </m:ctrlPr>
+        </m:oMathPr>
         <m:sSub>
           <m:e>
             <m:r>
@@ -20766,6 +21889,14 @@
         <w:t xml:space="preserve"> </w:t>
       </w:r>
       <m:oMath>
+        <m:oMathPr>
+          <m:ctrlPr>
+            <w:rPr>
+              <w:sz w:val="28"/>
+              <w:szCs w:val="28"/>
+            </w:rPr>
+          </m:ctrlPr>
+        </m:oMathPr>
         <m:r>
           <m:t>k</m:t>
         </m:r>
@@ -20976,6 +22107,14 @@
         <w:t xml:space="preserve"> </w:t>
       </w:r>
       <m:oMath>
+        <m:oMathPr>
+          <m:ctrlPr>
+            <w:rPr>
+              <w:sz w:val="28"/>
+              <w:szCs w:val="28"/>
+            </w:rPr>
+          </m:ctrlPr>
+        </m:oMathPr>
         <m:r>
           <m:rPr>
             <m:sty m:val="p"/>
@@ -21105,6 +22244,14 @@
         <w:t xml:space="preserve"> </w:t>
       </w:r>
       <m:oMath>
+        <m:oMathPr>
+          <m:ctrlPr>
+            <w:rPr>
+              <w:sz w:val="28"/>
+              <w:szCs w:val="28"/>
+            </w:rPr>
+          </m:ctrlPr>
+        </m:oMathPr>
         <m:sSub>
           <m:e>
             <m:r>
@@ -21266,6 +22413,14 @@
         <w:t xml:space="preserve"> </w:t>
       </w:r>
       <m:oMath>
+        <m:oMathPr>
+          <m:ctrlPr>
+            <w:rPr>
+              <w:sz w:val="28"/>
+              <w:szCs w:val="28"/>
+            </w:rPr>
+          </m:ctrlPr>
+        </m:oMathPr>
         <m:r>
           <m:t>v</m:t>
         </m:r>
@@ -21418,6 +22573,14 @@
         <w:t xml:space="preserve"> </w:t>
       </w:r>
       <m:oMath>
+        <m:oMathPr>
+          <m:ctrlPr>
+            <w:rPr>
+              <w:sz w:val="28"/>
+              <w:szCs w:val="28"/>
+            </w:rPr>
+          </m:ctrlPr>
+        </m:oMathPr>
         <m:sSub>
           <m:e>
             <m:r>
@@ -21549,6 +22712,14 @@
         <w:t xml:space="preserve"> </w:t>
       </w:r>
       <m:oMath>
+        <m:oMathPr>
+          <m:ctrlPr>
+            <w:rPr>
+              <w:sz w:val="28"/>
+              <w:szCs w:val="28"/>
+            </w:rPr>
+          </m:ctrlPr>
+        </m:oMathPr>
         <m:r>
           <m:rPr>
             <m:sty m:val="p"/>
@@ -21693,9 +22864,9 @@
         </w:pict>
       </w:r>
     </w:p>
-    <w:bookmarkEnd w:id="44"/>
-    <w:bookmarkEnd w:id="45"/>
-    <w:bookmarkStart w:id="46" w:name="十参考答案与提示"/>
+    <w:bookmarkEnd w:id="53"/>
+    <w:bookmarkEnd w:id="54"/>
+    <w:bookmarkStart w:id="55" w:name="十参考答案与提示"/>
     <w:p>
       <w:pPr>
         <w:pStyle w:val="Heading2"/>
@@ -21735,6 +22906,14 @@
         </w:numPr>
       </w:pPr>
       <m:oMath>
+        <m:oMathPr>
+          <m:ctrlPr>
+            <w:rPr>
+              <w:sz w:val="28"/>
+              <w:szCs w:val="28"/>
+            </w:rPr>
+          </m:ctrlPr>
+        </m:oMathPr>
         <m:sSub>
           <m:e>
             <m:r>
@@ -21860,6 +23039,14 @@
         <w:t xml:space="preserve">，</w:t>
       </w:r>
       <m:oMath>
+        <m:oMathPr>
+          <m:ctrlPr>
+            <w:rPr>
+              <w:sz w:val="28"/>
+              <w:szCs w:val="28"/>
+            </w:rPr>
+          </m:ctrlPr>
+        </m:oMathPr>
         <m:sSub>
           <m:e>
             <m:r>
@@ -22053,6 +23240,14 @@
         <w:t xml:space="preserve">二级，</w:t>
       </w:r>
       <m:oMath>
+        <m:oMathPr>
+          <m:ctrlPr>
+            <w:rPr>
+              <w:sz w:val="28"/>
+              <w:szCs w:val="28"/>
+            </w:rPr>
+          </m:ctrlPr>
+        </m:oMathPr>
         <m:r>
           <m:rPr>
             <m:sty m:val="p"/>
@@ -22148,6 +23343,14 @@
         <w:t xml:space="preserve">二级，</w:t>
       </w:r>
       <m:oMath>
+        <m:oMathPr>
+          <m:ctrlPr>
+            <w:rPr>
+              <w:sz w:val="28"/>
+              <w:szCs w:val="28"/>
+            </w:rPr>
+          </m:ctrlPr>
+        </m:oMathPr>
         <m:r>
           <m:rPr>
             <m:sty m:val="p"/>
@@ -22243,6 +23446,14 @@
         <w:t xml:space="preserve">零级，</w:t>
       </w:r>
       <m:oMath>
+        <m:oMathPr>
+          <m:ctrlPr>
+            <w:rPr>
+              <w:sz w:val="28"/>
+              <w:szCs w:val="28"/>
+            </w:rPr>
+          </m:ctrlPr>
+        </m:oMathPr>
         <m:r>
           <m:rPr>
             <m:sty m:val="p"/>
@@ -22615,6 +23826,14 @@
         <w:t xml:space="preserve"> </w:t>
       </w:r>
       <m:oMath>
+        <m:oMathPr>
+          <m:ctrlPr>
+            <w:rPr>
+              <w:sz w:val="28"/>
+              <w:szCs w:val="28"/>
+            </w:rPr>
+          </m:ctrlPr>
+        </m:oMathPr>
         <m:r>
           <m:t>v</m:t>
         </m:r>
@@ -22704,6 +23923,14 @@
         <w:t xml:space="preserve">，</w:t>
       </w:r>
       <m:oMath>
+        <m:oMathPr>
+          <m:ctrlPr>
+            <w:rPr>
+              <w:sz w:val="28"/>
+              <w:szCs w:val="28"/>
+            </w:rPr>
+          </m:ctrlPr>
+        </m:oMathPr>
         <m:r>
           <m:t>k</m:t>
         </m:r>
@@ -22905,6 +24132,14 @@
         <w:t xml:space="preserve">：</w:t>
       </w:r>
       <m:oMath>
+        <m:oMathPr>
+          <m:ctrlPr>
+            <w:rPr>
+              <w:sz w:val="28"/>
+              <w:szCs w:val="28"/>
+            </w:rPr>
+          </m:ctrlPr>
+        </m:oMathPr>
         <m:r>
           <m:rPr>
             <m:sty m:val="p"/>
@@ -23043,6 +24278,14 @@
         <w:t xml:space="preserve"> </w:t>
       </w:r>
       <m:oMath>
+        <m:oMathPr>
+          <m:ctrlPr>
+            <w:rPr>
+              <w:sz w:val="28"/>
+              <w:szCs w:val="28"/>
+            </w:rPr>
+          </m:ctrlPr>
+        </m:oMathPr>
         <m:sSub>
           <m:e>
             <m:r>
@@ -23214,6 +24457,14 @@
         <w:t xml:space="preserve">两温度比较法，</w:t>
       </w:r>
       <m:oMath>
+        <m:oMathPr>
+          <m:ctrlPr>
+            <w:rPr>
+              <w:sz w:val="28"/>
+              <w:szCs w:val="28"/>
+            </w:rPr>
+          </m:ctrlPr>
+        </m:oMathPr>
         <m:sSub>
           <m:e>
             <m:r>
@@ -23324,6 +24575,14 @@
         <w:t xml:space="preserve"> </w:t>
       </w:r>
       <m:oMath>
+        <m:oMathPr>
+          <m:ctrlPr>
+            <w:rPr>
+              <w:sz w:val="28"/>
+              <w:szCs w:val="28"/>
+            </w:rPr>
+          </m:ctrlPr>
+        </m:oMathPr>
         <m:f>
           <m:fPr>
             <m:type m:val="bar"/>
@@ -23443,6 +24702,14 @@
         <w:t xml:space="preserve"> </w:t>
       </w:r>
       <m:oMath>
+        <m:oMathPr>
+          <m:ctrlPr>
+            <w:rPr>
+              <w:sz w:val="28"/>
+              <w:szCs w:val="28"/>
+            </w:rPr>
+          </m:ctrlPr>
+        </m:oMathPr>
         <m:sSup>
           <m:e>
             <m:r>
@@ -23618,6 +24885,14 @@
         <w:t xml:space="preserve"> </w:t>
       </w:r>
       <m:oMath>
+        <m:oMathPr>
+          <m:ctrlPr>
+            <w:rPr>
+              <w:sz w:val="28"/>
+              <w:szCs w:val="28"/>
+            </w:rPr>
+          </m:ctrlPr>
+        </m:oMathPr>
         <m:sSub>
           <m:e>
             <m:r>
@@ -23767,6 +25042,14 @@
         <w:t xml:space="preserve"> </w:t>
       </w:r>
       <m:oMath>
+        <m:oMathPr>
+          <m:ctrlPr>
+            <w:rPr>
+              <w:sz w:val="28"/>
+              <w:szCs w:val="28"/>
+            </w:rPr>
+          </m:ctrlPr>
+        </m:oMathPr>
         <m:r>
           <m:rPr>
             <m:sty m:val="p"/>
@@ -23937,6 +25220,14 @@
         <w:t xml:space="preserve"> </w:t>
       </w:r>
       <m:oMath>
+        <m:oMathPr>
+          <m:ctrlPr>
+            <w:rPr>
+              <w:sz w:val="28"/>
+              <w:szCs w:val="28"/>
+            </w:rPr>
+          </m:ctrlPr>
+        </m:oMathPr>
         <m:r>
           <m:t>v</m:t>
         </m:r>
@@ -24051,8 +25342,8 @@
         </w:pict>
       </w:r>
     </w:p>
-    <w:bookmarkEnd w:id="46"/>
-    <w:bookmarkStart w:id="47" w:name="十一延伸阅读"/>
+    <w:bookmarkEnd w:id="55"/>
+    <w:bookmarkStart w:id="56" w:name="十一延伸阅读"/>
     <w:p>
       <w:pPr>
         <w:pStyle w:val="Heading2"/>
@@ -24206,8 +25497,8 @@
         </w:pict>
       </w:r>
     </w:p>
-    <w:bookmarkEnd w:id="47"/>
-    <w:bookmarkEnd w:id="48"/>
+    <w:bookmarkEnd w:id="56"/>
+    <w:bookmarkEnd w:id="57"/>
     <w:sectPr>
       <w:footerReference w:type="default" r:id="rId9"/>
       <w:footnotePr>
